--- a/OIS - z1- ciljevi projekta.docx
+++ b/OIS - z1- ciljevi projekta.docx
@@ -6,21 +6,624 @@
       <w:pPr>
         <w:pStyle w:val="Heading1"/>
         <w:rPr>
-          <w:rFonts w:asciiTheme="minorHAnsi" w:hAnsiTheme="minorHAnsi" w:cstheme="minorHAnsi"/>
+          <w:rFonts w:ascii="Aptos" w:hAnsi="Aptos" w:eastAsia="Aptos" w:cs="Aptos"/>
+          <w:b w:val="0"/>
+          <w:bCs w:val="0"/>
+          <w:i w:val="0"/>
+          <w:iCs w:val="0"/>
+          <w:caps w:val="0"/>
+          <w:smallCaps w:val="0"/>
+          <w:noProof w:val="0"/>
+          <w:color w:val="000000" w:themeColor="text1" w:themeTint="FF" w:themeShade="FF"/>
           <w:sz w:val="40"/>
           <w:szCs w:val="40"/>
-        </w:rPr>
-      </w:pPr>
-      <w:r>
-        <w:rPr>
-          <w:rFonts w:asciiTheme="minorHAnsi" w:hAnsiTheme="minorHAnsi" w:cstheme="minorHAnsi"/>
+          <w:lang w:val="hr-HR"/>
+        </w:rPr>
+      </w:pPr>
+      <w:r>
+        <w:rPr>
+          <w:noProof w:val="0"/>
+          <w:lang w:val="hr-HR"/>
+        </w:rPr>
+        <w:t>3. Misija, vizija i ciljevi organizacije</w:t>
+      </w:r>
+    </w:p>
+    <w:p>
+      <w:pPr>
+        <w:rPr>
+          <w:rFonts w:ascii="Aptos" w:hAnsi="Aptos" w:eastAsia="Aptos" w:cs="Aptos"/>
+          <w:b w:val="0"/>
+          <w:bCs w:val="0"/>
+          <w:i w:val="0"/>
+          <w:iCs w:val="0"/>
+          <w:caps w:val="0"/>
+          <w:smallCaps w:val="0"/>
+          <w:noProof w:val="0"/>
+          <w:color w:val="000000" w:themeColor="text1" w:themeTint="FF" w:themeShade="FF"/>
+          <w:sz w:val="24"/>
+          <w:szCs w:val="24"/>
+          <w:lang w:val="hr-HR"/>
+        </w:rPr>
+      </w:pPr>
+    </w:p>
+    <w:p>
+      <w:pPr>
+        <w:pStyle w:val="Heading2"/>
+        <w:rPr>
+          <w:rFonts w:ascii="Aptos" w:hAnsi="Aptos" w:eastAsia="Aptos" w:cs="Aptos"/>
+          <w:b w:val="0"/>
+          <w:bCs w:val="0"/>
+          <w:i w:val="0"/>
+          <w:iCs w:val="0"/>
+          <w:caps w:val="0"/>
+          <w:smallCaps w:val="0"/>
+          <w:noProof w:val="0"/>
+          <w:color w:val="auto"/>
+          <w:sz w:val="24"/>
+          <w:szCs w:val="24"/>
+          <w:lang w:val="hr-HR"/>
+        </w:rPr>
+      </w:pPr>
+      <w:r>
+        <w:rPr>
+          <w:noProof w:val="0"/>
+          <w:color w:val="auto"/>
+          <w:lang w:val="hr-HR"/>
+        </w:rPr>
+        <w:t xml:space="preserve">3.1. Misija organizacije </w:t>
+      </w:r>
+    </w:p>
+    <w:p>
+      <w:pPr>
+        <w:spacing w:before="0" w:beforeAutospacing="off" w:after="240" w:afterAutospacing="off"/>
+        <w:rPr>
+          <w:rFonts w:ascii="Aptos" w:hAnsi="Aptos" w:eastAsia="Aptos" w:cs="Aptos"/>
+          <w:b w:val="0"/>
+          <w:bCs w:val="0"/>
+          <w:i w:val="0"/>
+          <w:iCs w:val="0"/>
+          <w:caps w:val="0"/>
+          <w:smallCaps w:val="0"/>
+          <w:noProof w:val="0"/>
+          <w:color w:val="000000" w:themeColor="text1" w:themeTint="FF" w:themeShade="FF"/>
+          <w:sz w:val="24"/>
+          <w:szCs w:val="24"/>
+          <w:lang w:val="hr-HR"/>
+        </w:rPr>
+      </w:pPr>
+      <w:r>
+        <w:rPr>
+          <w:rFonts w:ascii="Aptos" w:hAnsi="Aptos" w:eastAsia="Aptos" w:cs="Aptos"/>
+          <w:b w:val="0"/>
+          <w:bCs w:val="0"/>
+          <w:i w:val="0"/>
+          <w:iCs w:val="0"/>
+          <w:caps w:val="0"/>
+          <w:smallCaps w:val="0"/>
+          <w:noProof w:val="0"/>
+          <w:color w:val="000000" w:themeColor="text1" w:themeTint="FF" w:themeShade="FF"/>
+          <w:sz w:val="24"/>
+          <w:szCs w:val="24"/>
+          <w:lang w:val="hr-HR"/>
+        </w:rPr>
+        <w:t xml:space="preserve">Naša misija je transformacija i modernizacija procesa tehničkih inspekcija teško dostupnih dijelova građevinskih objekata, s posebnim fokusom na krovove i fasade višespratnica, korištenjem naprednih bespilotnih letjelica (dronova). Našim klijentima pružamo visoko precizne, sigurne i pravovremene usluge pregleda, eliminišući potrebu za rizičnim fizičkim obilascima objekata i postavljanjem skupe skele. Kroz stručnu obradu prikupljenih vizuelnih podataka od strane naših tehničkih inspektora, osiguravamo detaljne i objektivne tehničke izvještaje koji klijentima daju jasan uvid u stanje njihovih objekata. Posvećeni smo transparentnoj komunikaciji, pouzdanosti i centralizovanom pristupu koji osigurava da svaki zahtjev bude realizovan profesionalno, od prvog kontakta do finalne predaje dokumentacije. </w:t>
+      </w:r>
+    </w:p>
+    <w:p>
+      <w:pPr>
+        <w:spacing w:before="0" w:beforeAutospacing="off" w:after="240" w:afterAutospacing="off"/>
+        <w:rPr>
+          <w:rFonts w:ascii="Aptos" w:hAnsi="Aptos" w:eastAsia="Aptos" w:cs="Aptos"/>
+          <w:b w:val="0"/>
+          <w:bCs w:val="0"/>
+          <w:i w:val="0"/>
+          <w:iCs w:val="0"/>
+          <w:caps w:val="0"/>
+          <w:smallCaps w:val="0"/>
+          <w:noProof w:val="0"/>
+          <w:color w:val="auto"/>
+          <w:sz w:val="24"/>
+          <w:szCs w:val="24"/>
+          <w:lang w:val="hr-HR"/>
+        </w:rPr>
+      </w:pPr>
+      <w:r>
+        <w:rPr>
+          <w:rStyle w:val="Heading2Char"/>
+          <w:noProof w:val="0"/>
+          <w:color w:val="auto"/>
+          <w:lang w:val="hr-HR"/>
+        </w:rPr>
+        <w:t>3.2. Vizija organizacije</w:t>
+      </w:r>
+      <w:r>
+        <w:rPr>
+          <w:rFonts w:ascii="Aptos" w:hAnsi="Aptos" w:eastAsia="Aptos" w:cs="Aptos"/>
+          <w:b w:val="0"/>
+          <w:bCs w:val="0"/>
+          <w:i w:val="0"/>
+          <w:iCs w:val="0"/>
+          <w:caps w:val="0"/>
+          <w:smallCaps w:val="0"/>
+          <w:noProof w:val="0"/>
+          <w:color w:val="auto"/>
+          <w:sz w:val="24"/>
+          <w:szCs w:val="24"/>
+          <w:lang w:val="hr-HR"/>
+        </w:rPr>
+        <w:t xml:space="preserve"> </w:t>
+      </w:r>
+    </w:p>
+    <w:p>
+      <w:pPr>
+        <w:spacing w:before="0" w:beforeAutospacing="off" w:after="240" w:afterAutospacing="off"/>
+        <w:rPr>
+          <w:rFonts w:ascii="Aptos" w:hAnsi="Aptos" w:eastAsia="Aptos" w:cs="Aptos"/>
+          <w:b w:val="0"/>
+          <w:bCs w:val="0"/>
+          <w:i w:val="0"/>
+          <w:iCs w:val="0"/>
+          <w:caps w:val="0"/>
+          <w:smallCaps w:val="0"/>
+          <w:noProof w:val="0"/>
+          <w:color w:val="auto"/>
+          <w:sz w:val="24"/>
+          <w:szCs w:val="24"/>
+          <w:lang w:val="hr-HR"/>
+        </w:rPr>
+      </w:pPr>
+      <w:r>
+        <w:rPr>
+          <w:rFonts w:ascii="Aptos" w:hAnsi="Aptos" w:eastAsia="Aptos" w:cs="Aptos"/>
+          <w:b w:val="0"/>
+          <w:bCs w:val="0"/>
+          <w:i w:val="0"/>
+          <w:iCs w:val="0"/>
+          <w:caps w:val="0"/>
+          <w:smallCaps w:val="0"/>
+          <w:noProof w:val="0"/>
+          <w:color w:val="auto"/>
+          <w:sz w:val="24"/>
+          <w:szCs w:val="24"/>
+          <w:lang w:val="hr-HR"/>
+        </w:rPr>
+        <w:t xml:space="preserve">Naša vizija je postati vodeća kompanija u regiji za digitalizovane tehničke inspekcije objekata, prepoznatljiva po inovativnosti, brzini i najvišim standardima kvaliteta usluge. Težimo potpunom napuštanju tradicionalnih, nepovezanih metoda rada (poput Excel tabela i prijenosnih USB memorija) u korist jedinstvenog, centralizovanog informacionog sistema koji objedinjuje sve aspekte poslovanja. Dugoročno, naš cilj je integracija tehnologija vještačke inteligencije (AI) u svakodnevne operacije, kako bismo dodatno unaprijedili tačnost i brzinu detekcije oštećenja na objektima. Želimo postaviti nove industrijske standarde u kojima su sigurnost podataka, operativna izvrsnost i apsolutno zadovoljstvo klijenta temelj svakog poslovnog procesa. </w:t>
+      </w:r>
+    </w:p>
+    <w:p>
+      <w:pPr>
+        <w:pStyle w:val="Heading2"/>
+        <w:rPr>
+          <w:noProof w:val="0"/>
+          <w:color w:val="auto"/>
+          <w:lang w:val="hr-HR"/>
+        </w:rPr>
+      </w:pPr>
+      <w:r>
+        <w:rPr>
+          <w:noProof w:val="0"/>
+          <w:color w:val="auto"/>
+          <w:lang w:val="hr-HR"/>
+        </w:rPr>
+        <w:t>3.3. Strateški i operativni ciljevi organizacije</w:t>
+      </w:r>
+    </w:p>
+    <w:p>
+      <w:pPr>
+        <w:pStyle w:val="Normal"/>
+        <w:rPr>
+          <w:noProof w:val="0"/>
+          <w:lang w:val="hr-HR"/>
+        </w:rPr>
+      </w:pPr>
+    </w:p>
+    <w:p>
+      <w:pPr>
+        <w:spacing w:before="0" w:beforeAutospacing="off" w:after="240" w:afterAutospacing="off"/>
+        <w:ind w:left="0"/>
+        <w:rPr>
+          <w:rFonts w:ascii="Aptos" w:hAnsi="Aptos" w:eastAsia="Aptos" w:cs="Aptos"/>
+          <w:b w:val="0"/>
+          <w:bCs w:val="0"/>
+          <w:i w:val="0"/>
+          <w:iCs w:val="0"/>
+          <w:caps w:val="0"/>
+          <w:smallCaps w:val="0"/>
+          <w:noProof w:val="0"/>
+          <w:color w:val="000000" w:themeColor="text1" w:themeTint="FF" w:themeShade="FF"/>
+          <w:sz w:val="24"/>
+          <w:szCs w:val="24"/>
+          <w:lang w:val="hr-HR"/>
+        </w:rPr>
+      </w:pPr>
+      <w:r>
+        <w:rPr>
+          <w:rFonts w:ascii="Aptos" w:hAnsi="Aptos" w:eastAsia="Aptos" w:cs="Aptos"/>
+          <w:b w:val="1"/>
+          <w:bCs w:val="1"/>
+          <w:i w:val="0"/>
+          <w:iCs w:val="0"/>
+          <w:caps w:val="0"/>
+          <w:smallCaps w:val="0"/>
+          <w:noProof w:val="0"/>
+          <w:color w:val="000000" w:themeColor="text1" w:themeTint="FF" w:themeShade="FF"/>
+          <w:sz w:val="24"/>
+          <w:szCs w:val="24"/>
+          <w:lang w:val="hr-HR"/>
+        </w:rPr>
+        <w:t>Maksimalna operativna efikasnost i centralizacija:</w:t>
+      </w:r>
+      <w:r>
+        <w:rPr>
+          <w:rFonts w:ascii="Aptos" w:hAnsi="Aptos" w:eastAsia="Aptos" w:cs="Aptos"/>
+          <w:b w:val="0"/>
+          <w:bCs w:val="0"/>
+          <w:i w:val="0"/>
+          <w:iCs w:val="0"/>
+          <w:caps w:val="0"/>
+          <w:smallCaps w:val="0"/>
+          <w:noProof w:val="0"/>
+          <w:color w:val="000000" w:themeColor="text1" w:themeTint="FF" w:themeShade="FF"/>
+          <w:sz w:val="24"/>
+          <w:szCs w:val="24"/>
+          <w:lang w:val="hr-HR"/>
+        </w:rPr>
+        <w:t xml:space="preserve"> Potpuno napuštanje nepovezanih evidencija objedinjavanjem svih ključnih informacija unutar jednog sistema, čime se eliminiše potreba za paralelnim vođenjem podataka. Cilj je smanjiti vrijeme provedeno na ručnom evidentiranju, organizaciji i administraciji inspekcija za najmanje 25%. </w:t>
+      </w:r>
+    </w:p>
+    <w:p>
+      <w:pPr>
+        <w:spacing w:before="0" w:beforeAutospacing="off" w:after="240" w:afterAutospacing="off"/>
+        <w:ind w:left="0"/>
+        <w:rPr>
+          <w:rFonts w:ascii="Aptos" w:hAnsi="Aptos" w:eastAsia="Aptos" w:cs="Aptos"/>
+          <w:b w:val="0"/>
+          <w:bCs w:val="0"/>
+          <w:i w:val="0"/>
+          <w:iCs w:val="0"/>
+          <w:caps w:val="0"/>
+          <w:smallCaps w:val="0"/>
+          <w:noProof w:val="0"/>
+          <w:color w:val="000000" w:themeColor="text1" w:themeTint="FF" w:themeShade="FF"/>
+          <w:sz w:val="24"/>
+          <w:szCs w:val="24"/>
+          <w:lang w:val="hr-HR"/>
+        </w:rPr>
+      </w:pPr>
+      <w:r>
+        <w:rPr>
+          <w:rFonts w:ascii="Aptos" w:hAnsi="Aptos" w:eastAsia="Aptos" w:cs="Aptos"/>
+          <w:b w:val="1"/>
+          <w:bCs w:val="1"/>
+          <w:i w:val="0"/>
+          <w:iCs w:val="0"/>
+          <w:caps w:val="0"/>
+          <w:smallCaps w:val="0"/>
+          <w:noProof w:val="0"/>
+          <w:color w:val="000000" w:themeColor="text1" w:themeTint="FF" w:themeShade="FF"/>
+          <w:sz w:val="24"/>
+          <w:szCs w:val="24"/>
+          <w:lang w:val="hr-HR"/>
+        </w:rPr>
+        <w:t>Brzina i pouzdanost isporuke usluge:</w:t>
+      </w:r>
+      <w:r>
+        <w:rPr>
+          <w:rFonts w:ascii="Aptos" w:hAnsi="Aptos" w:eastAsia="Aptos" w:cs="Aptos"/>
+          <w:b w:val="0"/>
+          <w:bCs w:val="0"/>
+          <w:i w:val="0"/>
+          <w:iCs w:val="0"/>
+          <w:caps w:val="0"/>
+          <w:smallCaps w:val="0"/>
+          <w:noProof w:val="0"/>
+          <w:color w:val="000000" w:themeColor="text1" w:themeTint="FF" w:themeShade="FF"/>
+          <w:sz w:val="24"/>
+          <w:szCs w:val="24"/>
+          <w:lang w:val="hr-HR"/>
+        </w:rPr>
+        <w:t xml:space="preserve"> Ubrzati proces obrade podataka i smanjiti prosječno vrijeme od trenutka završetka snimanja na terenu do dostavljanja finalnog izvještaja klijentu za 20%. </w:t>
+      </w:r>
+    </w:p>
+    <w:p>
+      <w:pPr>
+        <w:spacing w:before="0" w:beforeAutospacing="off" w:after="240" w:afterAutospacing="off"/>
+        <w:ind w:left="0"/>
+        <w:rPr>
+          <w:rFonts w:ascii="Aptos" w:hAnsi="Aptos" w:eastAsia="Aptos" w:cs="Aptos"/>
+          <w:b w:val="0"/>
+          <w:bCs w:val="0"/>
+          <w:i w:val="0"/>
+          <w:iCs w:val="0"/>
+          <w:caps w:val="0"/>
+          <w:smallCaps w:val="0"/>
+          <w:noProof w:val="0"/>
+          <w:color w:val="000000" w:themeColor="text1" w:themeTint="FF" w:themeShade="FF"/>
+          <w:sz w:val="24"/>
+          <w:szCs w:val="24"/>
+          <w:lang w:val="hr-HR"/>
+        </w:rPr>
+      </w:pPr>
+      <w:r>
+        <w:rPr>
+          <w:rFonts w:ascii="Aptos" w:hAnsi="Aptos" w:eastAsia="Aptos" w:cs="Aptos"/>
+          <w:b w:val="1"/>
+          <w:bCs w:val="1"/>
+          <w:i w:val="0"/>
+          <w:iCs w:val="0"/>
+          <w:caps w:val="0"/>
+          <w:smallCaps w:val="0"/>
+          <w:noProof w:val="0"/>
+          <w:color w:val="000000" w:themeColor="text1" w:themeTint="FF" w:themeShade="FF"/>
+          <w:sz w:val="24"/>
+          <w:szCs w:val="24"/>
+          <w:lang w:val="hr-HR"/>
+        </w:rPr>
+        <w:t>Optimizacija planiranja i alokacije resursa:</w:t>
+      </w:r>
+      <w:r>
+        <w:rPr>
+          <w:rFonts w:ascii="Aptos" w:hAnsi="Aptos" w:eastAsia="Aptos" w:cs="Aptos"/>
+          <w:b w:val="0"/>
+          <w:bCs w:val="0"/>
+          <w:i w:val="0"/>
+          <w:iCs w:val="0"/>
+          <w:caps w:val="0"/>
+          <w:smallCaps w:val="0"/>
+          <w:noProof w:val="0"/>
+          <w:color w:val="000000" w:themeColor="text1" w:themeTint="FF" w:themeShade="FF"/>
+          <w:sz w:val="24"/>
+          <w:szCs w:val="24"/>
+          <w:lang w:val="hr-HR"/>
+        </w:rPr>
+        <w:t xml:space="preserve"> Unaprijediti proces zakazivanja korištenjem centralizovanog kalendara koji automatski provjerava raspoloživost resursa, čime se direktno smanjuje broj grešaka nastalih zbog preklapanja termina za operatere drona i samu opremu. </w:t>
+      </w:r>
+    </w:p>
+    <w:p>
+      <w:pPr>
+        <w:spacing w:before="0" w:beforeAutospacing="off" w:after="240" w:afterAutospacing="off"/>
+        <w:ind w:left="0"/>
+        <w:rPr>
+          <w:rFonts w:ascii="Aptos" w:hAnsi="Aptos" w:eastAsia="Aptos" w:cs="Aptos"/>
+          <w:b w:val="0"/>
+          <w:bCs w:val="0"/>
+          <w:i w:val="0"/>
+          <w:iCs w:val="0"/>
+          <w:caps w:val="0"/>
+          <w:smallCaps w:val="0"/>
+          <w:noProof w:val="0"/>
+          <w:color w:val="000000" w:themeColor="text1" w:themeTint="FF" w:themeShade="FF"/>
+          <w:sz w:val="24"/>
+          <w:szCs w:val="24"/>
+          <w:lang w:val="hr-HR"/>
+        </w:rPr>
+      </w:pPr>
+      <w:r>
+        <w:rPr>
+          <w:rFonts w:ascii="Aptos" w:hAnsi="Aptos" w:eastAsia="Aptos" w:cs="Aptos"/>
+          <w:b w:val="1"/>
+          <w:bCs w:val="1"/>
+          <w:i w:val="0"/>
+          <w:iCs w:val="0"/>
+          <w:caps w:val="0"/>
+          <w:smallCaps w:val="0"/>
+          <w:noProof w:val="0"/>
+          <w:color w:val="000000" w:themeColor="text1" w:themeTint="FF" w:themeShade="FF"/>
+          <w:sz w:val="24"/>
+          <w:szCs w:val="24"/>
+          <w:lang w:val="hr-HR"/>
+        </w:rPr>
+        <w:t>Poboljšanje korisničkog iskustva (CX):</w:t>
+      </w:r>
+      <w:r>
+        <w:rPr>
+          <w:rFonts w:ascii="Aptos" w:hAnsi="Aptos" w:eastAsia="Aptos" w:cs="Aptos"/>
+          <w:b w:val="0"/>
+          <w:bCs w:val="0"/>
+          <w:i w:val="0"/>
+          <w:iCs w:val="0"/>
+          <w:caps w:val="0"/>
+          <w:smallCaps w:val="0"/>
+          <w:noProof w:val="0"/>
+          <w:color w:val="000000" w:themeColor="text1" w:themeTint="FF" w:themeShade="FF"/>
+          <w:sz w:val="24"/>
+          <w:szCs w:val="24"/>
+          <w:lang w:val="hr-HR"/>
+        </w:rPr>
+        <w:t xml:space="preserve"> Omogućiti klijentima potpuno transparentan uvid u proces kroz mogućnost praćenja statusa zahtjeva u realnom vremenu, te primanje obavijesti o važnim promjenama (potvrda termina, završetak inspekcije, objava izvještaja) direktno unutar sistema, bez potrebe za telefonskim provjerama. </w:t>
+      </w:r>
+    </w:p>
+    <w:p>
+      <w:pPr>
+        <w:spacing w:before="0" w:beforeAutospacing="off" w:after="240" w:afterAutospacing="off"/>
+        <w:ind w:left="0"/>
+        <w:rPr>
+          <w:rFonts w:ascii="Aptos" w:hAnsi="Aptos" w:eastAsia="Aptos" w:cs="Aptos"/>
+          <w:b w:val="0"/>
+          <w:bCs w:val="0"/>
+          <w:i w:val="0"/>
+          <w:iCs w:val="0"/>
+          <w:caps w:val="0"/>
+          <w:smallCaps w:val="0"/>
+          <w:noProof w:val="0"/>
+          <w:color w:val="000000" w:themeColor="text1" w:themeTint="FF" w:themeShade="FF"/>
+          <w:sz w:val="24"/>
+          <w:szCs w:val="24"/>
+          <w:lang w:val="hr-HR"/>
+        </w:rPr>
+      </w:pPr>
+      <w:r>
+        <w:rPr>
+          <w:rFonts w:ascii="Aptos" w:hAnsi="Aptos" w:eastAsia="Aptos" w:cs="Aptos"/>
+          <w:b w:val="1"/>
+          <w:bCs w:val="1"/>
+          <w:i w:val="0"/>
+          <w:iCs w:val="0"/>
+          <w:caps w:val="0"/>
+          <w:smallCaps w:val="0"/>
+          <w:noProof w:val="0"/>
+          <w:color w:val="000000" w:themeColor="text1" w:themeTint="FF" w:themeShade="FF"/>
+          <w:sz w:val="24"/>
+          <w:szCs w:val="24"/>
+          <w:lang w:val="hr-HR"/>
+        </w:rPr>
+        <w:t>Standardizacija i zaštita dokumentacije:</w:t>
+      </w:r>
+      <w:r>
+        <w:rPr>
+          <w:rFonts w:ascii="Aptos" w:hAnsi="Aptos" w:eastAsia="Aptos" w:cs="Aptos"/>
+          <w:b w:val="0"/>
+          <w:bCs w:val="0"/>
+          <w:i w:val="0"/>
+          <w:iCs w:val="0"/>
+          <w:caps w:val="0"/>
+          <w:smallCaps w:val="0"/>
+          <w:noProof w:val="0"/>
+          <w:color w:val="000000" w:themeColor="text1" w:themeTint="FF" w:themeShade="FF"/>
+          <w:sz w:val="24"/>
+          <w:szCs w:val="24"/>
+          <w:lang w:val="hr-HR"/>
+        </w:rPr>
+        <w:t xml:space="preserve"> Uspostaviti jedinstvenu bazu za sigurnu pohranu i brz pristup snimcima i dokumentaciji, osiguravajući da se za odabranu inspekciju sve povezane datoteke mogu pronaći za manje od 2 minute u najmanje 90% testiranih slučajeva. Sistem mora osigurati i strogu kontrolu sigurnosnih kopija i historije aktivnosti. </w:t>
+      </w:r>
+    </w:p>
+    <w:p>
+      <w:pPr>
+        <w:spacing w:before="0" w:beforeAutospacing="off" w:after="240" w:afterAutospacing="off"/>
+        <w:ind w:left="0"/>
+        <w:rPr>
+          <w:rFonts w:ascii="Aptos" w:hAnsi="Aptos" w:eastAsia="Aptos" w:cs="Aptos"/>
+          <w:b w:val="0"/>
+          <w:bCs w:val="0"/>
+          <w:i w:val="0"/>
+          <w:iCs w:val="0"/>
+          <w:caps w:val="0"/>
+          <w:smallCaps w:val="0"/>
+          <w:noProof w:val="0"/>
+          <w:color w:val="000000" w:themeColor="text1" w:themeTint="FF" w:themeShade="FF"/>
+          <w:sz w:val="24"/>
+          <w:szCs w:val="24"/>
+          <w:lang w:val="hr-HR"/>
+        </w:rPr>
+      </w:pPr>
+      <w:r>
+        <w:rPr>
+          <w:rFonts w:ascii="Aptos" w:hAnsi="Aptos" w:eastAsia="Aptos" w:cs="Aptos"/>
+          <w:b w:val="1"/>
+          <w:bCs w:val="1"/>
+          <w:i w:val="0"/>
+          <w:iCs w:val="0"/>
+          <w:caps w:val="0"/>
+          <w:smallCaps w:val="0"/>
+          <w:noProof w:val="0"/>
+          <w:color w:val="000000" w:themeColor="text1" w:themeTint="FF" w:themeShade="FF"/>
+          <w:sz w:val="24"/>
+          <w:szCs w:val="24"/>
+          <w:lang w:val="hr-HR"/>
+        </w:rPr>
+        <w:t>Kontrola kvaliteta i sljedivost:</w:t>
+      </w:r>
+      <w:r>
+        <w:rPr>
+          <w:rFonts w:ascii="Aptos" w:hAnsi="Aptos" w:eastAsia="Aptos" w:cs="Aptos"/>
+          <w:b w:val="0"/>
+          <w:bCs w:val="0"/>
+          <w:i w:val="0"/>
+          <w:iCs w:val="0"/>
+          <w:caps w:val="0"/>
+          <w:smallCaps w:val="0"/>
+          <w:noProof w:val="0"/>
+          <w:color w:val="000000" w:themeColor="text1" w:themeTint="FF" w:themeShade="FF"/>
+          <w:sz w:val="24"/>
+          <w:szCs w:val="24"/>
+          <w:lang w:val="hr-HR"/>
+        </w:rPr>
+        <w:t xml:space="preserve"> Osigurati da 100% inspekcija koje su označene kao završene imaju jasno evidentiran pripadajući status, potvrđen tehnički nalaz i generisan završni izvještaj, uz tačan uvid u to koji je operater i tehnički inspektor radio na zadatku. </w:t>
+      </w:r>
+    </w:p>
+    <w:p>
+      <w:pPr>
+        <w:spacing w:before="0" w:beforeAutospacing="off" w:after="240" w:afterAutospacing="off"/>
+        <w:ind w:left="0"/>
+        <w:rPr>
+          <w:rFonts w:ascii="Aptos" w:hAnsi="Aptos" w:eastAsia="Aptos" w:cs="Aptos"/>
+          <w:b w:val="0"/>
+          <w:bCs w:val="0"/>
+          <w:i w:val="0"/>
+          <w:iCs w:val="0"/>
+          <w:caps w:val="0"/>
+          <w:smallCaps w:val="0"/>
+          <w:noProof w:val="0"/>
+          <w:color w:val="000000" w:themeColor="text1" w:themeTint="FF" w:themeShade="FF"/>
+          <w:sz w:val="24"/>
+          <w:szCs w:val="24"/>
+          <w:lang w:val="hr-HR"/>
+        </w:rPr>
+      </w:pPr>
+      <w:r>
+        <w:rPr>
+          <w:rFonts w:ascii="Aptos" w:hAnsi="Aptos" w:eastAsia="Aptos" w:cs="Aptos"/>
+          <w:b w:val="1"/>
+          <w:bCs w:val="1"/>
+          <w:i w:val="0"/>
+          <w:iCs w:val="0"/>
+          <w:caps w:val="0"/>
+          <w:smallCaps w:val="0"/>
+          <w:noProof w:val="0"/>
+          <w:color w:val="000000" w:themeColor="text1" w:themeTint="FF" w:themeShade="FF"/>
+          <w:sz w:val="24"/>
+          <w:szCs w:val="24"/>
+          <w:lang w:val="hr-HR"/>
+        </w:rPr>
+        <w:t>Tehnološko unapređenje dijagnostike:</w:t>
+      </w:r>
+      <w:r>
+        <w:rPr>
+          <w:rFonts w:ascii="Aptos" w:hAnsi="Aptos" w:eastAsia="Aptos" w:cs="Aptos"/>
+          <w:b w:val="0"/>
+          <w:bCs w:val="0"/>
+          <w:i w:val="0"/>
+          <w:iCs w:val="0"/>
+          <w:caps w:val="0"/>
+          <w:smallCaps w:val="0"/>
+          <w:noProof w:val="0"/>
+          <w:color w:val="000000" w:themeColor="text1" w:themeTint="FF" w:themeShade="FF"/>
+          <w:sz w:val="24"/>
+          <w:szCs w:val="24"/>
+          <w:lang w:val="hr-HR"/>
+        </w:rPr>
+        <w:t xml:space="preserve"> Pripremiti bazu za uvođenje i efikasno korištenje AI alata za preliminarnu analizu fotografija, čime će se tehničkim inspektorima olakšati kategorizacija oštećenja (npr. pukotine, vlaga) uz njihovu obaveznu stručnu provjeru.</w:t>
+      </w:r>
+    </w:p>
+    <w:p>
+      <w:pPr>
+        <w:pStyle w:val="Heading1"/>
+        <w:rPr>
+          <w:rFonts w:ascii="Calibri" w:hAnsi="Calibri" w:cs="Calibri" w:asciiTheme="minorAscii" w:hAnsiTheme="minorAscii" w:cstheme="minorAscii"/>
           <w:sz w:val="40"/>
           <w:szCs w:val="40"/>
         </w:rPr>
+      </w:pPr>
+    </w:p>
+    <w:p xmlns:wp14="http://schemas.microsoft.com/office/word/2010/wordml" wp14:textId="77777777">
+      <w:pPr>
+        <w:pStyle w:val="Heading1"/>
+        <w:rPr>
+          <w:rFonts w:asciiTheme="minorHAnsi" w:hAnsiTheme="minorHAnsi" w:cstheme="minorHAnsi"/>
+          <w:sz w:val="40"/>
+          <w:szCs w:val="40"/>
+        </w:rPr>
+      </w:pPr>
+      <w:r>
+        <w:rPr>
+          <w:rFonts w:asciiTheme="minorHAnsi" w:hAnsiTheme="minorHAnsi" w:cstheme="minorHAnsi"/>
+          <w:sz w:val="40"/>
+          <w:szCs w:val="40"/>
+        </w:rPr>
         <w:t>8. Ciljevi projekta</w:t>
       </w:r>
     </w:p>
-    <w:p>
+    <w:p xmlns:wp14="http://schemas.microsoft.com/office/word/2010/wordml" wp14:textId="77777777">
       <w:pPr>
         <w:pStyle w:val="Heading2"/>
         <w:rPr>
@@ -36,7 +639,7 @@
         <w:t>8.1 Glavni cilj projekta</w:t>
       </w:r>
     </w:p>
-    <w:p>
+    <w:p xmlns:wp14="http://schemas.microsoft.com/office/word/2010/wordml" wp14:textId="77777777">
       <w:pPr>
         <w:pStyle w:val="NormalWeb"/>
         <w:rPr>
@@ -50,7 +653,7 @@
         <w:t>Glavni cilj projekta DroneInspect jeste razvoj centralizovanog informacionog sistema koji će omogućiti efikasnije planiranje, organizaciju, praćenje i dokumentovanje tehničkih inspekcija objekata koje se obavljaju pomoću dronova.</w:t>
       </w:r>
     </w:p>
-    <w:p>
+    <w:p xmlns:wp14="http://schemas.microsoft.com/office/word/2010/wordml" wp14:textId="77777777">
       <w:pPr>
         <w:pStyle w:val="NormalWeb"/>
         <w:rPr>
@@ -64,7 +667,7 @@
         <w:t>Sistem treba objediniti podatke o klijentima, objektima, terminima inspekcija, operatorima dronova, tehničkim inspektorima, korištenoj opremi, prikupljenim snimcima i završnim izvještajima. Na taj način omogućit će se bolja koordinacija učesnika u procesu, jednostavnije praćenje toka inspekcije i smanjenje rizika od gubitka ili dupliranja informacija.</w:t>
       </w:r>
     </w:p>
-    <w:p>
+    <w:p xmlns:wp14="http://schemas.microsoft.com/office/word/2010/wordml" wp14:textId="77777777">
       <w:pPr>
         <w:pStyle w:val="Heading2"/>
         <w:rPr>
@@ -80,7 +683,7 @@
         <w:t>8.2 Specifični ciljevi projekta</w:t>
       </w:r>
     </w:p>
-    <w:p>
+    <w:p xmlns:wp14="http://schemas.microsoft.com/office/word/2010/wordml" wp14:textId="77777777">
       <w:pPr>
         <w:pStyle w:val="NormalWeb"/>
         <w:rPr>
@@ -94,7 +697,7 @@
         <w:t>Specifični ciljevi projekta su:</w:t>
       </w:r>
     </w:p>
-    <w:p>
+    <w:p xmlns:wp14="http://schemas.microsoft.com/office/word/2010/wordml" wp14:textId="77777777">
       <w:pPr>
         <w:pStyle w:val="NormalWeb"/>
         <w:numPr>
@@ -112,7 +715,7 @@
         <w:t>centralizovati podatke o klijentima, objektima, terminima, operatorima, dronovima, snimcima i izvještajima;</w:t>
       </w:r>
     </w:p>
-    <w:p>
+    <w:p xmlns:wp14="http://schemas.microsoft.com/office/word/2010/wordml" wp14:textId="77777777">
       <w:pPr>
         <w:pStyle w:val="NormalWeb"/>
         <w:numPr>
@@ -130,7 +733,7 @@
         <w:t>omogućiti efikasnije planiranje i raspoređivanje operatora dronova i dostupne opreme;</w:t>
       </w:r>
     </w:p>
-    <w:p>
+    <w:p xmlns:wp14="http://schemas.microsoft.com/office/word/2010/wordml" wp14:textId="77777777">
       <w:pPr>
         <w:pStyle w:val="NormalWeb"/>
         <w:numPr>
@@ -148,7 +751,7 @@
         <w:t>omogućiti praćenje statusa inspekcije od zaprimanja zahtjeva do izrade i dostavljanja završnog izvještaja;</w:t>
       </w:r>
     </w:p>
-    <w:p>
+    <w:p xmlns:wp14="http://schemas.microsoft.com/office/word/2010/wordml" wp14:textId="77777777">
       <w:pPr>
         <w:pStyle w:val="NormalWeb"/>
         <w:numPr>
@@ -166,7 +769,7 @@
         <w:t>unaprijediti razmjenu informacija između koordinatora inspekcija, operatora drona i tehničkog inspektora;</w:t>
       </w:r>
     </w:p>
-    <w:p>
+    <w:p xmlns:wp14="http://schemas.microsoft.com/office/word/2010/wordml" wp14:textId="77777777">
       <w:pPr>
         <w:pStyle w:val="NormalWeb"/>
         <w:numPr>
@@ -184,7 +787,7 @@
         <w:t>omogućiti pohranu i povezivanje fotografija i videosnimaka sa odgovarajućom inspekcijom;</w:t>
       </w:r>
     </w:p>
-    <w:p>
+    <w:p xmlns:wp14="http://schemas.microsoft.com/office/word/2010/wordml" wp14:textId="77777777">
       <w:pPr>
         <w:pStyle w:val="NormalWeb"/>
         <w:numPr>
@@ -202,7 +805,7 @@
         <w:t>smanjiti mogućnost gubitka, dupliranja i nekonzistentnosti podataka;</w:t>
       </w:r>
     </w:p>
-    <w:p>
+    <w:p xmlns:wp14="http://schemas.microsoft.com/office/word/2010/wordml" wp14:textId="77777777">
       <w:pPr>
         <w:pStyle w:val="NormalWeb"/>
         <w:numPr>
@@ -220,7 +823,7 @@
         <w:t>omogućiti klijentima jednostavniji pregled statusa njihovih zahtjeva i završenih izvještaja;</w:t>
       </w:r>
     </w:p>
-    <w:p>
+    <w:p xmlns:wp14="http://schemas.microsoft.com/office/word/2010/wordml" wp14:textId="77777777">
       <w:pPr>
         <w:pStyle w:val="NormalWeb"/>
         <w:numPr>
@@ -238,7 +841,7 @@
         <w:t>omogućiti pregled historije prethodno izvršenih inspekcija.</w:t>
       </w:r>
     </w:p>
-    <w:p>
+    <w:p xmlns:wp14="http://schemas.microsoft.com/office/word/2010/wordml" wp14:textId="77777777">
       <w:pPr>
         <w:pStyle w:val="Heading2"/>
         <w:rPr>
@@ -254,7 +857,7 @@
         <w:t>8.3 Mjerljivi ciljevi projekta</w:t>
       </w:r>
     </w:p>
-    <w:p>
+    <w:p xmlns:wp14="http://schemas.microsoft.com/office/word/2010/wordml" wp14:textId="77777777">
       <w:pPr>
         <w:pStyle w:val="NormalWeb"/>
         <w:rPr>
@@ -268,7 +871,7 @@
         <w:t>Radi objektivne procjene uspješnosti projekta definišu se sljedeći mjerljivi ciljevi:</w:t>
       </w:r>
     </w:p>
-    <w:p>
+    <w:p xmlns:wp14="http://schemas.microsoft.com/office/word/2010/wordml" wp14:textId="77777777">
       <w:pPr>
         <w:pStyle w:val="NormalWeb"/>
         <w:numPr>
@@ -286,7 +889,7 @@
         <w:t>osigurati da se 100% aktivnih inspekcija evidentira i može pratiti kroz jedinstveni informacioni sistem;</w:t>
       </w:r>
     </w:p>
-    <w:p>
+    <w:p xmlns:wp14="http://schemas.microsoft.com/office/word/2010/wordml" wp14:textId="77777777">
       <w:pPr>
         <w:pStyle w:val="NormalWeb"/>
         <w:numPr>
@@ -304,7 +907,7 @@
         <w:t>osigurati da svaka inspekcija ima jasno evidentiran trenutni status tokom cijelog procesa realizacije;</w:t>
       </w:r>
     </w:p>
-    <w:p>
+    <w:p xmlns:wp14="http://schemas.microsoft.com/office/word/2010/wordml" wp14:textId="77777777">
       <w:pPr>
         <w:pStyle w:val="NormalWeb"/>
         <w:numPr>
@@ -322,7 +925,7 @@
         <w:t>omogućiti da svi relevantni dokumenti, fotografije i videosnimci budu povezani sa tačno određenom inspekcijom;</w:t>
       </w:r>
     </w:p>
-    <w:p>
+    <w:p xmlns:wp14="http://schemas.microsoft.com/office/word/2010/wordml" wp14:textId="77777777">
       <w:pPr>
         <w:pStyle w:val="NormalWeb"/>
         <w:numPr>
@@ -340,7 +943,7 @@
         <w:t>osigurati da svaka završena inspekcija sadrži evidentiran tehnički nalaz i završni izvještaj;</w:t>
       </w:r>
     </w:p>
-    <w:p>
+    <w:p xmlns:wp14="http://schemas.microsoft.com/office/word/2010/wordml" wp14:textId="77777777">
       <w:pPr>
         <w:pStyle w:val="NormalWeb"/>
         <w:numPr>
@@ -358,7 +961,7 @@
         <w:t>omogućiti da se za svaku inspekciju može utvrditi dodijeljeni operator drona, tehnički inspektor, termin i korištena oprema;</w:t>
       </w:r>
     </w:p>
-    <w:p>
+    <w:p xmlns:wp14="http://schemas.microsoft.com/office/word/2010/wordml" wp14:textId="77777777">
       <w:pPr>
         <w:pStyle w:val="NormalWeb"/>
         <w:numPr>
@@ -373,11 +976,10 @@
         <w:rPr>
           <w:rFonts w:asciiTheme="minorHAnsi" w:hAnsiTheme="minorHAnsi" w:cstheme="minorHAnsi"/>
         </w:rPr>
-        <w:lastRenderedPageBreak/>
         <w:t>omogućiti da korisnici, u skladu sa svojim ovlaštenjima, mogu pristupiti podacima i dokumentaciji koja se odnosi na njihove zadatke ili zahtjeve;</w:t>
       </w:r>
     </w:p>
-    <w:p>
+    <w:p xmlns:wp14="http://schemas.microsoft.com/office/word/2010/wordml" wp14:textId="77777777">
       <w:pPr>
         <w:pStyle w:val="NormalWeb"/>
         <w:numPr>
@@ -395,7 +997,7 @@
         <w:t>svesti potrebu za paralelnim vođenjem podataka u nepovezanim evidencijama na minimum objedinjavanjem ključnih informacija unutar jednog sistema;</w:t>
       </w:r>
     </w:p>
-    <w:p>
+    <w:p xmlns:wp14="http://schemas.microsoft.com/office/word/2010/wordml" wp14:textId="77777777">
       <w:pPr>
         <w:pStyle w:val="NormalWeb"/>
         <w:numPr>
@@ -413,7 +1015,7 @@
         <w:t>omogućiti praćenje historije realizovanih inspekcija i pripadajuće dokumentacije.</w:t>
       </w:r>
     </w:p>
-    <w:p>
+    <w:p xmlns:wp14="http://schemas.microsoft.com/office/word/2010/wordml" wp14:textId="77777777">
       <w:pPr>
         <w:pStyle w:val="NormalWeb"/>
         <w:rPr>
@@ -427,7 +1029,7 @@
         <w:t>Navedeni pokazatelji predstavljaju ciljne vrijednosti predloženog sistema. Dodatni kvantitativni pokazatelji, kao što su smanjenje vremena obrade zahtjeva ili broja administrativnih grešaka, mogu se precizno definisati nakon analize postojećeg procesa i utvrđivanja početnih vrijednosti.</w:t>
       </w:r>
     </w:p>
-    <w:p>
+    <w:p xmlns:wp14="http://schemas.microsoft.com/office/word/2010/wordml" wp14:textId="77777777">
       <w:pPr>
         <w:pStyle w:val="Heading2"/>
         <w:rPr>
@@ -443,7 +1045,7 @@
         <w:t>8.4 Očekivani rezultati projekta</w:t>
       </w:r>
     </w:p>
-    <w:p>
+    <w:p xmlns:wp14="http://schemas.microsoft.com/office/word/2010/wordml" wp14:textId="77777777">
       <w:pPr>
         <w:pStyle w:val="NormalWeb"/>
         <w:rPr>
@@ -457,7 +1059,7 @@
         <w:t>Očekivani rezultat projekta je informacioni sistem koji će objediniti i strukturirati proces upravljanja tehničkim inspekcijama dronovima.</w:t>
       </w:r>
     </w:p>
-    <w:p>
+    <w:p xmlns:wp14="http://schemas.microsoft.com/office/word/2010/wordml" wp14:textId="77777777">
       <w:pPr>
         <w:pStyle w:val="NormalWeb"/>
         <w:rPr>
@@ -471,7 +1073,7 @@
         <w:t>Primjenom sistema očekuje se:</w:t>
       </w:r>
     </w:p>
-    <w:p>
+    <w:p xmlns:wp14="http://schemas.microsoft.com/office/word/2010/wordml" wp14:textId="77777777">
       <w:pPr>
         <w:pStyle w:val="NormalWeb"/>
         <w:numPr>
@@ -489,7 +1091,7 @@
         <w:t>jedinstvena i pregledna evidencija svih inspekcija;</w:t>
       </w:r>
     </w:p>
-    <w:p>
+    <w:p xmlns:wp14="http://schemas.microsoft.com/office/word/2010/wordml" wp14:textId="77777777">
       <w:pPr>
         <w:pStyle w:val="NormalWeb"/>
         <w:numPr>
@@ -507,7 +1109,7 @@
         <w:t>kvalitetnija koordinacija između učesnika u procesu;</w:t>
       </w:r>
     </w:p>
-    <w:p>
+    <w:p xmlns:wp14="http://schemas.microsoft.com/office/word/2010/wordml" wp14:textId="77777777">
       <w:pPr>
         <w:pStyle w:val="NormalWeb"/>
         <w:numPr>
@@ -525,7 +1127,7 @@
         <w:t>efikasnije upravljanje terminima, operatorima i dronovima;</w:t>
       </w:r>
     </w:p>
-    <w:p>
+    <w:p xmlns:wp14="http://schemas.microsoft.com/office/word/2010/wordml" wp14:textId="77777777">
       <w:pPr>
         <w:pStyle w:val="NormalWeb"/>
         <w:numPr>
@@ -543,7 +1145,7 @@
         <w:t>bolja dostupnost dokumentacije, snimaka i tehničkih nalaza;</w:t>
       </w:r>
     </w:p>
-    <w:p>
+    <w:p xmlns:wp14="http://schemas.microsoft.com/office/word/2010/wordml" wp14:textId="77777777">
       <w:pPr>
         <w:pStyle w:val="NormalWeb"/>
         <w:numPr>
@@ -561,7 +1163,7 @@
         <w:t>smanjenje rizika od gubitka i dupliranja informacija;</w:t>
       </w:r>
     </w:p>
-    <w:p>
+    <w:p xmlns:wp14="http://schemas.microsoft.com/office/word/2010/wordml" wp14:textId="77777777">
       <w:pPr>
         <w:pStyle w:val="NormalWeb"/>
         <w:numPr>
@@ -579,7 +1181,7 @@
         <w:t>lakše praćenje statusa i historije pojedinačnih inspekcija;</w:t>
       </w:r>
     </w:p>
-    <w:p>
+    <w:p xmlns:wp14="http://schemas.microsoft.com/office/word/2010/wordml" wp14:textId="77777777">
       <w:pPr>
         <w:pStyle w:val="NormalWeb"/>
         <w:numPr>
@@ -597,7 +1199,7 @@
         <w:t>jednostavnija komunikacija sa klijentima;</w:t>
       </w:r>
     </w:p>
-    <w:p>
+    <w:p xmlns:wp14="http://schemas.microsoft.com/office/word/2010/wordml" wp14:textId="77777777">
       <w:pPr>
         <w:pStyle w:val="NormalWeb"/>
         <w:numPr>
@@ -615,7 +1217,7 @@
         <w:t>kvalitetnija osnova za buduća proširenja sistema, uključujući moguće korištenje AI komponenti za podršku pri analizi snimaka.</w:t>
       </w:r>
     </w:p>
-    <w:p>
+    <w:p xmlns:wp14="http://schemas.microsoft.com/office/word/2010/wordml" wp14:textId="77777777">
       <w:pPr>
         <w:pStyle w:val="NormalWeb"/>
         <w:ind w:left="360"/>
@@ -623,10 +1225,10 @@
           <w:rFonts w:asciiTheme="minorHAnsi" w:hAnsiTheme="minorHAnsi" w:cstheme="minorHAnsi"/>
         </w:rPr>
       </w:pPr>
-      <w:bookmarkStart w:id="0" w:name="_GoBack"/>
+      <w:bookmarkStart w:name="_GoBack" w:id="0"/>
       <w:bookmarkEnd w:id="0"/>
     </w:p>
-    <w:p>
+    <w:p xmlns:wp14="http://schemas.microsoft.com/office/word/2010/wordml" wp14:textId="77777777">
       <w:pPr>
         <w:spacing w:before="100" w:beforeAutospacing="1" w:after="100" w:afterAutospacing="1" w:line="240" w:lineRule="auto"/>
         <w:outlineLvl w:val="0"/>
@@ -642,7 +1244,7 @@
       </w:pPr>
     </w:p>
     <w:sectPr>
-      <w:pgSz w:w="11906" w:h="16838"/>
+      <w:pgSz w:w="11906" w:h="16838" w:orient="portrait"/>
       <w:pgMar w:top="1417" w:right="1417" w:bottom="1417" w:left="1417" w:header="708" w:footer="708" w:gutter="0"/>
       <w:cols w:space="708"/>
       <w:docGrid w:linePitch="360"/>
@@ -669,7 +1271,7 @@
         <w:ind w:left="720" w:hanging="360"/>
       </w:pPr>
       <w:rPr>
-        <w:rFonts w:ascii="Symbol" w:hAnsi="Symbol" w:hint="default"/>
+        <w:rFonts w:hint="default" w:ascii="Symbol" w:hAnsi="Symbol"/>
         <w:sz w:val="20"/>
       </w:rPr>
     </w:lvl>
@@ -685,7 +1287,7 @@
         <w:ind w:left="1440" w:hanging="360"/>
       </w:pPr>
       <w:rPr>
-        <w:rFonts w:ascii="Courier New" w:hAnsi="Courier New" w:hint="default"/>
+        <w:rFonts w:hint="default" w:ascii="Courier New" w:hAnsi="Courier New"/>
         <w:sz w:val="20"/>
       </w:rPr>
     </w:lvl>
@@ -701,7 +1303,7 @@
         <w:ind w:left="2160" w:hanging="360"/>
       </w:pPr>
       <w:rPr>
-        <w:rFonts w:ascii="Wingdings" w:hAnsi="Wingdings" w:hint="default"/>
+        <w:rFonts w:hint="default" w:ascii="Wingdings" w:hAnsi="Wingdings"/>
         <w:sz w:val="20"/>
       </w:rPr>
     </w:lvl>
@@ -717,7 +1319,7 @@
         <w:ind w:left="2880" w:hanging="360"/>
       </w:pPr>
       <w:rPr>
-        <w:rFonts w:ascii="Wingdings" w:hAnsi="Wingdings" w:hint="default"/>
+        <w:rFonts w:hint="default" w:ascii="Wingdings" w:hAnsi="Wingdings"/>
         <w:sz w:val="20"/>
       </w:rPr>
     </w:lvl>
@@ -733,7 +1335,7 @@
         <w:ind w:left="3600" w:hanging="360"/>
       </w:pPr>
       <w:rPr>
-        <w:rFonts w:ascii="Wingdings" w:hAnsi="Wingdings" w:hint="default"/>
+        <w:rFonts w:hint="default" w:ascii="Wingdings" w:hAnsi="Wingdings"/>
         <w:sz w:val="20"/>
       </w:rPr>
     </w:lvl>
@@ -749,7 +1351,7 @@
         <w:ind w:left="4320" w:hanging="360"/>
       </w:pPr>
       <w:rPr>
-        <w:rFonts w:ascii="Wingdings" w:hAnsi="Wingdings" w:hint="default"/>
+        <w:rFonts w:hint="default" w:ascii="Wingdings" w:hAnsi="Wingdings"/>
         <w:sz w:val="20"/>
       </w:rPr>
     </w:lvl>
@@ -765,7 +1367,7 @@
         <w:ind w:left="5040" w:hanging="360"/>
       </w:pPr>
       <w:rPr>
-        <w:rFonts w:ascii="Wingdings" w:hAnsi="Wingdings" w:hint="default"/>
+        <w:rFonts w:hint="default" w:ascii="Wingdings" w:hAnsi="Wingdings"/>
         <w:sz w:val="20"/>
       </w:rPr>
     </w:lvl>
@@ -781,7 +1383,7 @@
         <w:ind w:left="5760" w:hanging="360"/>
       </w:pPr>
       <w:rPr>
-        <w:rFonts w:ascii="Wingdings" w:hAnsi="Wingdings" w:hint="default"/>
+        <w:rFonts w:hint="default" w:ascii="Wingdings" w:hAnsi="Wingdings"/>
         <w:sz w:val="20"/>
       </w:rPr>
     </w:lvl>
@@ -797,7 +1399,7 @@
         <w:ind w:left="6480" w:hanging="360"/>
       </w:pPr>
       <w:rPr>
-        <w:rFonts w:ascii="Wingdings" w:hAnsi="Wingdings" w:hint="default"/>
+        <w:rFonts w:hint="default" w:ascii="Wingdings" w:hAnsi="Wingdings"/>
         <w:sz w:val="20"/>
       </w:rPr>
     </w:lvl>
@@ -818,7 +1420,7 @@
         <w:ind w:left="720" w:hanging="360"/>
       </w:pPr>
       <w:rPr>
-        <w:rFonts w:ascii="Symbol" w:hAnsi="Symbol" w:hint="default"/>
+        <w:rFonts w:hint="default" w:ascii="Symbol" w:hAnsi="Symbol"/>
         <w:sz w:val="20"/>
       </w:rPr>
     </w:lvl>
@@ -834,7 +1436,7 @@
         <w:ind w:left="1440" w:hanging="360"/>
       </w:pPr>
       <w:rPr>
-        <w:rFonts w:ascii="Courier New" w:hAnsi="Courier New" w:hint="default"/>
+        <w:rFonts w:hint="default" w:ascii="Courier New" w:hAnsi="Courier New"/>
         <w:sz w:val="20"/>
       </w:rPr>
     </w:lvl>
@@ -850,7 +1452,7 @@
         <w:ind w:left="2160" w:hanging="360"/>
       </w:pPr>
       <w:rPr>
-        <w:rFonts w:ascii="Wingdings" w:hAnsi="Wingdings" w:hint="default"/>
+        <w:rFonts w:hint="default" w:ascii="Wingdings" w:hAnsi="Wingdings"/>
         <w:sz w:val="20"/>
       </w:rPr>
     </w:lvl>
@@ -866,7 +1468,7 @@
         <w:ind w:left="2880" w:hanging="360"/>
       </w:pPr>
       <w:rPr>
-        <w:rFonts w:ascii="Wingdings" w:hAnsi="Wingdings" w:hint="default"/>
+        <w:rFonts w:hint="default" w:ascii="Wingdings" w:hAnsi="Wingdings"/>
         <w:sz w:val="20"/>
       </w:rPr>
     </w:lvl>
@@ -882,7 +1484,7 @@
         <w:ind w:left="3600" w:hanging="360"/>
       </w:pPr>
       <w:rPr>
-        <w:rFonts w:ascii="Wingdings" w:hAnsi="Wingdings" w:hint="default"/>
+        <w:rFonts w:hint="default" w:ascii="Wingdings" w:hAnsi="Wingdings"/>
         <w:sz w:val="20"/>
       </w:rPr>
     </w:lvl>
@@ -898,7 +1500,7 @@
         <w:ind w:left="4320" w:hanging="360"/>
       </w:pPr>
       <w:rPr>
-        <w:rFonts w:ascii="Wingdings" w:hAnsi="Wingdings" w:hint="default"/>
+        <w:rFonts w:hint="default" w:ascii="Wingdings" w:hAnsi="Wingdings"/>
         <w:sz w:val="20"/>
       </w:rPr>
     </w:lvl>
@@ -914,7 +1516,7 @@
         <w:ind w:left="5040" w:hanging="360"/>
       </w:pPr>
       <w:rPr>
-        <w:rFonts w:ascii="Wingdings" w:hAnsi="Wingdings" w:hint="default"/>
+        <w:rFonts w:hint="default" w:ascii="Wingdings" w:hAnsi="Wingdings"/>
         <w:sz w:val="20"/>
       </w:rPr>
     </w:lvl>
@@ -930,7 +1532,7 @@
         <w:ind w:left="5760" w:hanging="360"/>
       </w:pPr>
       <w:rPr>
-        <w:rFonts w:ascii="Wingdings" w:hAnsi="Wingdings" w:hint="default"/>
+        <w:rFonts w:hint="default" w:ascii="Wingdings" w:hAnsi="Wingdings"/>
         <w:sz w:val="20"/>
       </w:rPr>
     </w:lvl>
@@ -946,7 +1548,7 @@
         <w:ind w:left="6480" w:hanging="360"/>
       </w:pPr>
       <w:rPr>
-        <w:rFonts w:ascii="Wingdings" w:hAnsi="Wingdings" w:hint="default"/>
+        <w:rFonts w:hint="default" w:ascii="Wingdings" w:hAnsi="Wingdings"/>
         <w:sz w:val="20"/>
       </w:rPr>
     </w:lvl>
@@ -967,7 +1569,7 @@
         <w:ind w:left="720" w:hanging="360"/>
       </w:pPr>
       <w:rPr>
-        <w:rFonts w:ascii="Symbol" w:hAnsi="Symbol" w:hint="default"/>
+        <w:rFonts w:hint="default" w:ascii="Symbol" w:hAnsi="Symbol"/>
         <w:sz w:val="20"/>
       </w:rPr>
     </w:lvl>
@@ -983,7 +1585,7 @@
         <w:ind w:left="1440" w:hanging="360"/>
       </w:pPr>
       <w:rPr>
-        <w:rFonts w:ascii="Courier New" w:hAnsi="Courier New" w:hint="default"/>
+        <w:rFonts w:hint="default" w:ascii="Courier New" w:hAnsi="Courier New"/>
         <w:sz w:val="20"/>
       </w:rPr>
     </w:lvl>
@@ -999,7 +1601,7 @@
         <w:ind w:left="2160" w:hanging="360"/>
       </w:pPr>
       <w:rPr>
-        <w:rFonts w:ascii="Wingdings" w:hAnsi="Wingdings" w:hint="default"/>
+        <w:rFonts w:hint="default" w:ascii="Wingdings" w:hAnsi="Wingdings"/>
         <w:sz w:val="20"/>
       </w:rPr>
     </w:lvl>
@@ -1015,7 +1617,7 @@
         <w:ind w:left="2880" w:hanging="360"/>
       </w:pPr>
       <w:rPr>
-        <w:rFonts w:ascii="Wingdings" w:hAnsi="Wingdings" w:hint="default"/>
+        <w:rFonts w:hint="default" w:ascii="Wingdings" w:hAnsi="Wingdings"/>
         <w:sz w:val="20"/>
       </w:rPr>
     </w:lvl>
@@ -1031,7 +1633,7 @@
         <w:ind w:left="3600" w:hanging="360"/>
       </w:pPr>
       <w:rPr>
-        <w:rFonts w:ascii="Wingdings" w:hAnsi="Wingdings" w:hint="default"/>
+        <w:rFonts w:hint="default" w:ascii="Wingdings" w:hAnsi="Wingdings"/>
         <w:sz w:val="20"/>
       </w:rPr>
     </w:lvl>
@@ -1047,7 +1649,7 @@
         <w:ind w:left="4320" w:hanging="360"/>
       </w:pPr>
       <w:rPr>
-        <w:rFonts w:ascii="Wingdings" w:hAnsi="Wingdings" w:hint="default"/>
+        <w:rFonts w:hint="default" w:ascii="Wingdings" w:hAnsi="Wingdings"/>
         <w:sz w:val="20"/>
       </w:rPr>
     </w:lvl>
@@ -1063,7 +1665,7 @@
         <w:ind w:left="5040" w:hanging="360"/>
       </w:pPr>
       <w:rPr>
-        <w:rFonts w:ascii="Wingdings" w:hAnsi="Wingdings" w:hint="default"/>
+        <w:rFonts w:hint="default" w:ascii="Wingdings" w:hAnsi="Wingdings"/>
         <w:sz w:val="20"/>
       </w:rPr>
     </w:lvl>
@@ -1079,7 +1681,7 @@
         <w:ind w:left="5760" w:hanging="360"/>
       </w:pPr>
       <w:rPr>
-        <w:rFonts w:ascii="Wingdings" w:hAnsi="Wingdings" w:hint="default"/>
+        <w:rFonts w:hint="default" w:ascii="Wingdings" w:hAnsi="Wingdings"/>
         <w:sz w:val="20"/>
       </w:rPr>
     </w:lvl>
@@ -1095,7 +1697,7 @@
         <w:ind w:left="6480" w:hanging="360"/>
       </w:pPr>
       <w:rPr>
-        <w:rFonts w:ascii="Wingdings" w:hAnsi="Wingdings" w:hint="default"/>
+        <w:rFonts w:hint="default" w:ascii="Wingdings" w:hAnsi="Wingdings"/>
         <w:sz w:val="20"/>
       </w:rPr>
     </w:lvl>
@@ -1205,7 +1807,7 @@
         <w:ind w:left="720" w:hanging="360"/>
       </w:pPr>
       <w:rPr>
-        <w:rFonts w:ascii="Symbol" w:hAnsi="Symbol" w:hint="default"/>
+        <w:rFonts w:hint="default" w:ascii="Symbol" w:hAnsi="Symbol"/>
         <w:sz w:val="20"/>
       </w:rPr>
     </w:lvl>
@@ -1221,7 +1823,7 @@
         <w:ind w:left="1440" w:hanging="360"/>
       </w:pPr>
       <w:rPr>
-        <w:rFonts w:ascii="Courier New" w:hAnsi="Courier New" w:hint="default"/>
+        <w:rFonts w:hint="default" w:ascii="Courier New" w:hAnsi="Courier New"/>
         <w:sz w:val="20"/>
       </w:rPr>
     </w:lvl>
@@ -1237,7 +1839,7 @@
         <w:ind w:left="2160" w:hanging="360"/>
       </w:pPr>
       <w:rPr>
-        <w:rFonts w:ascii="Wingdings" w:hAnsi="Wingdings" w:hint="default"/>
+        <w:rFonts w:hint="default" w:ascii="Wingdings" w:hAnsi="Wingdings"/>
         <w:sz w:val="20"/>
       </w:rPr>
     </w:lvl>
@@ -1253,7 +1855,7 @@
         <w:ind w:left="2880" w:hanging="360"/>
       </w:pPr>
       <w:rPr>
-        <w:rFonts w:ascii="Wingdings" w:hAnsi="Wingdings" w:hint="default"/>
+        <w:rFonts w:hint="default" w:ascii="Wingdings" w:hAnsi="Wingdings"/>
         <w:sz w:val="20"/>
       </w:rPr>
     </w:lvl>
@@ -1269,7 +1871,7 @@
         <w:ind w:left="3600" w:hanging="360"/>
       </w:pPr>
       <w:rPr>
-        <w:rFonts w:ascii="Wingdings" w:hAnsi="Wingdings" w:hint="default"/>
+        <w:rFonts w:hint="default" w:ascii="Wingdings" w:hAnsi="Wingdings"/>
         <w:sz w:val="20"/>
       </w:rPr>
     </w:lvl>
@@ -1285,7 +1887,7 @@
         <w:ind w:left="4320" w:hanging="360"/>
       </w:pPr>
       <w:rPr>
-        <w:rFonts w:ascii="Wingdings" w:hAnsi="Wingdings" w:hint="default"/>
+        <w:rFonts w:hint="default" w:ascii="Wingdings" w:hAnsi="Wingdings"/>
         <w:sz w:val="20"/>
       </w:rPr>
     </w:lvl>
@@ -1301,7 +1903,7 @@
         <w:ind w:left="5040" w:hanging="360"/>
       </w:pPr>
       <w:rPr>
-        <w:rFonts w:ascii="Wingdings" w:hAnsi="Wingdings" w:hint="default"/>
+        <w:rFonts w:hint="default" w:ascii="Wingdings" w:hAnsi="Wingdings"/>
         <w:sz w:val="20"/>
       </w:rPr>
     </w:lvl>
@@ -1317,7 +1919,7 @@
         <w:ind w:left="5760" w:hanging="360"/>
       </w:pPr>
       <w:rPr>
-        <w:rFonts w:ascii="Wingdings" w:hAnsi="Wingdings" w:hint="default"/>
+        <w:rFonts w:hint="default" w:ascii="Wingdings" w:hAnsi="Wingdings"/>
         <w:sz w:val="20"/>
       </w:rPr>
     </w:lvl>
@@ -1333,7 +1935,7 @@
         <w:ind w:left="6480" w:hanging="360"/>
       </w:pPr>
       <w:rPr>
-        <w:rFonts w:ascii="Wingdings" w:hAnsi="Wingdings" w:hint="default"/>
+        <w:rFonts w:hint="default" w:ascii="Wingdings" w:hAnsi="Wingdings"/>
         <w:sz w:val="20"/>
       </w:rPr>
     </w:lvl>
@@ -1357,11 +1959,11 @@
 </file>
 
 <file path=word/styles.xml><?xml version="1.0" encoding="utf-8"?>
-<w:styles xmlns:mc="http://schemas.openxmlformats.org/markup-compatibility/2006" xmlns:r="http://schemas.openxmlformats.org/officeDocument/2006/relationships" xmlns:w="http://schemas.openxmlformats.org/wordprocessingml/2006/main" xmlns:w14="http://schemas.microsoft.com/office/word/2010/wordml" mc:Ignorable="w14">
+<w:styles xmlns:wp14="http://schemas.microsoft.com/office/word/2010/wordprocessingDrawing" xmlns:mc="http://schemas.openxmlformats.org/markup-compatibility/2006" xmlns:r="http://schemas.openxmlformats.org/officeDocument/2006/relationships" xmlns:w="http://schemas.openxmlformats.org/wordprocessingml/2006/main" xmlns:w14="http://schemas.microsoft.com/office/word/2010/wordml" mc:Ignorable="w14 wp14">
   <w:docDefaults>
     <w:rPrDefault>
       <w:rPr>
-        <w:rFonts w:asciiTheme="minorHAnsi" w:eastAsiaTheme="minorHAnsi" w:hAnsiTheme="minorHAnsi" w:cstheme="minorBidi"/>
+        <w:rFonts w:asciiTheme="minorHAnsi" w:hAnsiTheme="minorHAnsi" w:eastAsiaTheme="minorHAnsi" w:cstheme="minorBidi"/>
         <w:sz w:val="22"/>
         <w:szCs w:val="22"/>
         <w:lang w:val="hr-HR" w:eastAsia="en-US" w:bidi="ar-SA"/>
@@ -1374,8 +1976,8 @@
     </w:pPrDefault>
   </w:docDefaults>
   <w:latentStyles w:defLockedState="0" w:defUIPriority="99" w:defSemiHidden="1" w:defUnhideWhenUsed="1" w:defQFormat="0" w:count="267">
-    <w:lsdException w:name="Normal" w:semiHidden="0" w:uiPriority="0" w:unhideWhenUsed="0" w:qFormat="1"/>
-    <w:lsdException w:name="heading 1" w:semiHidden="0" w:uiPriority="9" w:unhideWhenUsed="0" w:qFormat="1"/>
+    <w:lsdException w:name="Normal" w:uiPriority="0" w:semiHidden="0" w:unhideWhenUsed="0" w:qFormat="1"/>
+    <w:lsdException w:name="heading 1" w:uiPriority="9" w:semiHidden="0" w:unhideWhenUsed="0" w:qFormat="1"/>
     <w:lsdException w:name="heading 2" w:uiPriority="9" w:qFormat="1"/>
     <w:lsdException w:name="heading 3" w:uiPriority="9" w:qFormat="1"/>
     <w:lsdException w:name="heading 4" w:uiPriority="9" w:qFormat="1"/>
@@ -1394,125 +1996,125 @@
     <w:lsdException w:name="toc 8" w:uiPriority="39"/>
     <w:lsdException w:name="toc 9" w:uiPriority="39"/>
     <w:lsdException w:name="caption" w:uiPriority="35" w:qFormat="1"/>
-    <w:lsdException w:name="Title" w:semiHidden="0" w:uiPriority="10" w:unhideWhenUsed="0" w:qFormat="1"/>
+    <w:lsdException w:name="Title" w:uiPriority="10" w:semiHidden="0" w:unhideWhenUsed="0" w:qFormat="1"/>
     <w:lsdException w:name="Default Paragraph Font" w:uiPriority="1"/>
-    <w:lsdException w:name="Subtitle" w:semiHidden="0" w:uiPriority="11" w:unhideWhenUsed="0" w:qFormat="1"/>
-    <w:lsdException w:name="Strong" w:semiHidden="0" w:uiPriority="22" w:unhideWhenUsed="0" w:qFormat="1"/>
-    <w:lsdException w:name="Emphasis" w:semiHidden="0" w:uiPriority="20" w:unhideWhenUsed="0" w:qFormat="1"/>
-    <w:lsdException w:name="Table Grid" w:semiHidden="0" w:uiPriority="59" w:unhideWhenUsed="0"/>
+    <w:lsdException w:name="Subtitle" w:uiPriority="11" w:semiHidden="0" w:unhideWhenUsed="0" w:qFormat="1"/>
+    <w:lsdException w:name="Strong" w:uiPriority="22" w:semiHidden="0" w:unhideWhenUsed="0" w:qFormat="1"/>
+    <w:lsdException w:name="Emphasis" w:uiPriority="20" w:semiHidden="0" w:unhideWhenUsed="0" w:qFormat="1"/>
+    <w:lsdException w:name="Table Grid" w:uiPriority="59" w:semiHidden="0" w:unhideWhenUsed="0"/>
     <w:lsdException w:name="Placeholder Text" w:unhideWhenUsed="0"/>
-    <w:lsdException w:name="No Spacing" w:semiHidden="0" w:uiPriority="1" w:unhideWhenUsed="0" w:qFormat="1"/>
-    <w:lsdException w:name="Light Shading" w:semiHidden="0" w:uiPriority="60" w:unhideWhenUsed="0"/>
-    <w:lsdException w:name="Light List" w:semiHidden="0" w:uiPriority="61" w:unhideWhenUsed="0"/>
-    <w:lsdException w:name="Light Grid" w:semiHidden="0" w:uiPriority="62" w:unhideWhenUsed="0"/>
-    <w:lsdException w:name="Medium Shading 1" w:semiHidden="0" w:uiPriority="63" w:unhideWhenUsed="0"/>
-    <w:lsdException w:name="Medium Shading 2" w:semiHidden="0" w:uiPriority="64" w:unhideWhenUsed="0"/>
-    <w:lsdException w:name="Medium List 1" w:semiHidden="0" w:uiPriority="65" w:unhideWhenUsed="0"/>
-    <w:lsdException w:name="Medium List 2" w:semiHidden="0" w:uiPriority="66" w:unhideWhenUsed="0"/>
-    <w:lsdException w:name="Medium Grid 1" w:semiHidden="0" w:uiPriority="67" w:unhideWhenUsed="0"/>
-    <w:lsdException w:name="Medium Grid 2" w:semiHidden="0" w:uiPriority="68" w:unhideWhenUsed="0"/>
-    <w:lsdException w:name="Medium Grid 3" w:semiHidden="0" w:uiPriority="69" w:unhideWhenUsed="0"/>
-    <w:lsdException w:name="Dark List" w:semiHidden="0" w:uiPriority="70" w:unhideWhenUsed="0"/>
-    <w:lsdException w:name="Colorful Shading" w:semiHidden="0" w:uiPriority="71" w:unhideWhenUsed="0"/>
-    <w:lsdException w:name="Colorful List" w:semiHidden="0" w:uiPriority="72" w:unhideWhenUsed="0"/>
-    <w:lsdException w:name="Colorful Grid" w:semiHidden="0" w:uiPriority="73" w:unhideWhenUsed="0"/>
-    <w:lsdException w:name="Light Shading Accent 1" w:semiHidden="0" w:uiPriority="60" w:unhideWhenUsed="0"/>
-    <w:lsdException w:name="Light List Accent 1" w:semiHidden="0" w:uiPriority="61" w:unhideWhenUsed="0"/>
-    <w:lsdException w:name="Light Grid Accent 1" w:semiHidden="0" w:uiPriority="62" w:unhideWhenUsed="0"/>
-    <w:lsdException w:name="Medium Shading 1 Accent 1" w:semiHidden="0" w:uiPriority="63" w:unhideWhenUsed="0"/>
-    <w:lsdException w:name="Medium Shading 2 Accent 1" w:semiHidden="0" w:uiPriority="64" w:unhideWhenUsed="0"/>
-    <w:lsdException w:name="Medium List 1 Accent 1" w:semiHidden="0" w:uiPriority="65" w:unhideWhenUsed="0"/>
+    <w:lsdException w:name="No Spacing" w:uiPriority="1" w:semiHidden="0" w:unhideWhenUsed="0" w:qFormat="1"/>
+    <w:lsdException w:name="Light Shading" w:uiPriority="60" w:semiHidden="0" w:unhideWhenUsed="0"/>
+    <w:lsdException w:name="Light List" w:uiPriority="61" w:semiHidden="0" w:unhideWhenUsed="0"/>
+    <w:lsdException w:name="Light Grid" w:uiPriority="62" w:semiHidden="0" w:unhideWhenUsed="0"/>
+    <w:lsdException w:name="Medium Shading 1" w:uiPriority="63" w:semiHidden="0" w:unhideWhenUsed="0"/>
+    <w:lsdException w:name="Medium Shading 2" w:uiPriority="64" w:semiHidden="0" w:unhideWhenUsed="0"/>
+    <w:lsdException w:name="Medium List 1" w:uiPriority="65" w:semiHidden="0" w:unhideWhenUsed="0"/>
+    <w:lsdException w:name="Medium List 2" w:uiPriority="66" w:semiHidden="0" w:unhideWhenUsed="0"/>
+    <w:lsdException w:name="Medium Grid 1" w:uiPriority="67" w:semiHidden="0" w:unhideWhenUsed="0"/>
+    <w:lsdException w:name="Medium Grid 2" w:uiPriority="68" w:semiHidden="0" w:unhideWhenUsed="0"/>
+    <w:lsdException w:name="Medium Grid 3" w:uiPriority="69" w:semiHidden="0" w:unhideWhenUsed="0"/>
+    <w:lsdException w:name="Dark List" w:uiPriority="70" w:semiHidden="0" w:unhideWhenUsed="0"/>
+    <w:lsdException w:name="Colorful Shading" w:uiPriority="71" w:semiHidden="0" w:unhideWhenUsed="0"/>
+    <w:lsdException w:name="Colorful List" w:uiPriority="72" w:semiHidden="0" w:unhideWhenUsed="0"/>
+    <w:lsdException w:name="Colorful Grid" w:uiPriority="73" w:semiHidden="0" w:unhideWhenUsed="0"/>
+    <w:lsdException w:name="Light Shading Accent 1" w:uiPriority="60" w:semiHidden="0" w:unhideWhenUsed="0"/>
+    <w:lsdException w:name="Light List Accent 1" w:uiPriority="61" w:semiHidden="0" w:unhideWhenUsed="0"/>
+    <w:lsdException w:name="Light Grid Accent 1" w:uiPriority="62" w:semiHidden="0" w:unhideWhenUsed="0"/>
+    <w:lsdException w:name="Medium Shading 1 Accent 1" w:uiPriority="63" w:semiHidden="0" w:unhideWhenUsed="0"/>
+    <w:lsdException w:name="Medium Shading 2 Accent 1" w:uiPriority="64" w:semiHidden="0" w:unhideWhenUsed="0"/>
+    <w:lsdException w:name="Medium List 1 Accent 1" w:uiPriority="65" w:semiHidden="0" w:unhideWhenUsed="0"/>
     <w:lsdException w:name="Revision" w:unhideWhenUsed="0"/>
-    <w:lsdException w:name="List Paragraph" w:semiHidden="0" w:uiPriority="34" w:unhideWhenUsed="0" w:qFormat="1"/>
-    <w:lsdException w:name="Quote" w:semiHidden="0" w:uiPriority="29" w:unhideWhenUsed="0" w:qFormat="1"/>
-    <w:lsdException w:name="Intense Quote" w:semiHidden="0" w:uiPriority="30" w:unhideWhenUsed="0" w:qFormat="1"/>
-    <w:lsdException w:name="Medium List 2 Accent 1" w:semiHidden="0" w:uiPriority="66" w:unhideWhenUsed="0"/>
-    <w:lsdException w:name="Medium Grid 1 Accent 1" w:semiHidden="0" w:uiPriority="67" w:unhideWhenUsed="0"/>
-    <w:lsdException w:name="Medium Grid 2 Accent 1" w:semiHidden="0" w:uiPriority="68" w:unhideWhenUsed="0"/>
-    <w:lsdException w:name="Medium Grid 3 Accent 1" w:semiHidden="0" w:uiPriority="69" w:unhideWhenUsed="0"/>
-    <w:lsdException w:name="Dark List Accent 1" w:semiHidden="0" w:uiPriority="70" w:unhideWhenUsed="0"/>
-    <w:lsdException w:name="Colorful Shading Accent 1" w:semiHidden="0" w:uiPriority="71" w:unhideWhenUsed="0"/>
-    <w:lsdException w:name="Colorful List Accent 1" w:semiHidden="0" w:uiPriority="72" w:unhideWhenUsed="0"/>
-    <w:lsdException w:name="Colorful Grid Accent 1" w:semiHidden="0" w:uiPriority="73" w:unhideWhenUsed="0"/>
-    <w:lsdException w:name="Light Shading Accent 2" w:semiHidden="0" w:uiPriority="60" w:unhideWhenUsed="0"/>
-    <w:lsdException w:name="Light List Accent 2" w:semiHidden="0" w:uiPriority="61" w:unhideWhenUsed="0"/>
-    <w:lsdException w:name="Light Grid Accent 2" w:semiHidden="0" w:uiPriority="62" w:unhideWhenUsed="0"/>
-    <w:lsdException w:name="Medium Shading 1 Accent 2" w:semiHidden="0" w:uiPriority="63" w:unhideWhenUsed="0"/>
-    <w:lsdException w:name="Medium Shading 2 Accent 2" w:semiHidden="0" w:uiPriority="64" w:unhideWhenUsed="0"/>
-    <w:lsdException w:name="Medium List 1 Accent 2" w:semiHidden="0" w:uiPriority="65" w:unhideWhenUsed="0"/>
-    <w:lsdException w:name="Medium List 2 Accent 2" w:semiHidden="0" w:uiPriority="66" w:unhideWhenUsed="0"/>
-    <w:lsdException w:name="Medium Grid 1 Accent 2" w:semiHidden="0" w:uiPriority="67" w:unhideWhenUsed="0"/>
-    <w:lsdException w:name="Medium Grid 2 Accent 2" w:semiHidden="0" w:uiPriority="68" w:unhideWhenUsed="0"/>
-    <w:lsdException w:name="Medium Grid 3 Accent 2" w:semiHidden="0" w:uiPriority="69" w:unhideWhenUsed="0"/>
-    <w:lsdException w:name="Dark List Accent 2" w:semiHidden="0" w:uiPriority="70" w:unhideWhenUsed="0"/>
-    <w:lsdException w:name="Colorful Shading Accent 2" w:semiHidden="0" w:uiPriority="71" w:unhideWhenUsed="0"/>
-    <w:lsdException w:name="Colorful List Accent 2" w:semiHidden="0" w:uiPriority="72" w:unhideWhenUsed="0"/>
-    <w:lsdException w:name="Colorful Grid Accent 2" w:semiHidden="0" w:uiPriority="73" w:unhideWhenUsed="0"/>
-    <w:lsdException w:name="Light Shading Accent 3" w:semiHidden="0" w:uiPriority="60" w:unhideWhenUsed="0"/>
-    <w:lsdException w:name="Light List Accent 3" w:semiHidden="0" w:uiPriority="61" w:unhideWhenUsed="0"/>
-    <w:lsdException w:name="Light Grid Accent 3" w:semiHidden="0" w:uiPriority="62" w:unhideWhenUsed="0"/>
-    <w:lsdException w:name="Medium Shading 1 Accent 3" w:semiHidden="0" w:uiPriority="63" w:unhideWhenUsed="0"/>
-    <w:lsdException w:name="Medium Shading 2 Accent 3" w:semiHidden="0" w:uiPriority="64" w:unhideWhenUsed="0"/>
-    <w:lsdException w:name="Medium List 1 Accent 3" w:semiHidden="0" w:uiPriority="65" w:unhideWhenUsed="0"/>
-    <w:lsdException w:name="Medium List 2 Accent 3" w:semiHidden="0" w:uiPriority="66" w:unhideWhenUsed="0"/>
-    <w:lsdException w:name="Medium Grid 1 Accent 3" w:semiHidden="0" w:uiPriority="67" w:unhideWhenUsed="0"/>
-    <w:lsdException w:name="Medium Grid 2 Accent 3" w:semiHidden="0" w:uiPriority="68" w:unhideWhenUsed="0"/>
-    <w:lsdException w:name="Medium Grid 3 Accent 3" w:semiHidden="0" w:uiPriority="69" w:unhideWhenUsed="0"/>
-    <w:lsdException w:name="Dark List Accent 3" w:semiHidden="0" w:uiPriority="70" w:unhideWhenUsed="0"/>
-    <w:lsdException w:name="Colorful Shading Accent 3" w:semiHidden="0" w:uiPriority="71" w:unhideWhenUsed="0"/>
-    <w:lsdException w:name="Colorful List Accent 3" w:semiHidden="0" w:uiPriority="72" w:unhideWhenUsed="0"/>
-    <w:lsdException w:name="Colorful Grid Accent 3" w:semiHidden="0" w:uiPriority="73" w:unhideWhenUsed="0"/>
-    <w:lsdException w:name="Light Shading Accent 4" w:semiHidden="0" w:uiPriority="60" w:unhideWhenUsed="0"/>
-    <w:lsdException w:name="Light List Accent 4" w:semiHidden="0" w:uiPriority="61" w:unhideWhenUsed="0"/>
-    <w:lsdException w:name="Light Grid Accent 4" w:semiHidden="0" w:uiPriority="62" w:unhideWhenUsed="0"/>
-    <w:lsdException w:name="Medium Shading 1 Accent 4" w:semiHidden="0" w:uiPriority="63" w:unhideWhenUsed="0"/>
-    <w:lsdException w:name="Medium Shading 2 Accent 4" w:semiHidden="0" w:uiPriority="64" w:unhideWhenUsed="0"/>
-    <w:lsdException w:name="Medium List 1 Accent 4" w:semiHidden="0" w:uiPriority="65" w:unhideWhenUsed="0"/>
-    <w:lsdException w:name="Medium List 2 Accent 4" w:semiHidden="0" w:uiPriority="66" w:unhideWhenUsed="0"/>
-    <w:lsdException w:name="Medium Grid 1 Accent 4" w:semiHidden="0" w:uiPriority="67" w:unhideWhenUsed="0"/>
-    <w:lsdException w:name="Medium Grid 2 Accent 4" w:semiHidden="0" w:uiPriority="68" w:unhideWhenUsed="0"/>
-    <w:lsdException w:name="Medium Grid 3 Accent 4" w:semiHidden="0" w:uiPriority="69" w:unhideWhenUsed="0"/>
-    <w:lsdException w:name="Dark List Accent 4" w:semiHidden="0" w:uiPriority="70" w:unhideWhenUsed="0"/>
-    <w:lsdException w:name="Colorful Shading Accent 4" w:semiHidden="0" w:uiPriority="71" w:unhideWhenUsed="0"/>
-    <w:lsdException w:name="Colorful List Accent 4" w:semiHidden="0" w:uiPriority="72" w:unhideWhenUsed="0"/>
-    <w:lsdException w:name="Colorful Grid Accent 4" w:semiHidden="0" w:uiPriority="73" w:unhideWhenUsed="0"/>
-    <w:lsdException w:name="Light Shading Accent 5" w:semiHidden="0" w:uiPriority="60" w:unhideWhenUsed="0"/>
-    <w:lsdException w:name="Light List Accent 5" w:semiHidden="0" w:uiPriority="61" w:unhideWhenUsed="0"/>
-    <w:lsdException w:name="Light Grid Accent 5" w:semiHidden="0" w:uiPriority="62" w:unhideWhenUsed="0"/>
-    <w:lsdException w:name="Medium Shading 1 Accent 5" w:semiHidden="0" w:uiPriority="63" w:unhideWhenUsed="0"/>
-    <w:lsdException w:name="Medium Shading 2 Accent 5" w:semiHidden="0" w:uiPriority="64" w:unhideWhenUsed="0"/>
-    <w:lsdException w:name="Medium List 1 Accent 5" w:semiHidden="0" w:uiPriority="65" w:unhideWhenUsed="0"/>
-    <w:lsdException w:name="Medium List 2 Accent 5" w:semiHidden="0" w:uiPriority="66" w:unhideWhenUsed="0"/>
-    <w:lsdException w:name="Medium Grid 1 Accent 5" w:semiHidden="0" w:uiPriority="67" w:unhideWhenUsed="0"/>
-    <w:lsdException w:name="Medium Grid 2 Accent 5" w:semiHidden="0" w:uiPriority="68" w:unhideWhenUsed="0"/>
-    <w:lsdException w:name="Medium Grid 3 Accent 5" w:semiHidden="0" w:uiPriority="69" w:unhideWhenUsed="0"/>
-    <w:lsdException w:name="Dark List Accent 5" w:semiHidden="0" w:uiPriority="70" w:unhideWhenUsed="0"/>
-    <w:lsdException w:name="Colorful Shading Accent 5" w:semiHidden="0" w:uiPriority="71" w:unhideWhenUsed="0"/>
-    <w:lsdException w:name="Colorful List Accent 5" w:semiHidden="0" w:uiPriority="72" w:unhideWhenUsed="0"/>
-    <w:lsdException w:name="Colorful Grid Accent 5" w:semiHidden="0" w:uiPriority="73" w:unhideWhenUsed="0"/>
-    <w:lsdException w:name="Light Shading Accent 6" w:semiHidden="0" w:uiPriority="60" w:unhideWhenUsed="0"/>
-    <w:lsdException w:name="Light List Accent 6" w:semiHidden="0" w:uiPriority="61" w:unhideWhenUsed="0"/>
-    <w:lsdException w:name="Light Grid Accent 6" w:semiHidden="0" w:uiPriority="62" w:unhideWhenUsed="0"/>
-    <w:lsdException w:name="Medium Shading 1 Accent 6" w:semiHidden="0" w:uiPriority="63" w:unhideWhenUsed="0"/>
-    <w:lsdException w:name="Medium Shading 2 Accent 6" w:semiHidden="0" w:uiPriority="64" w:unhideWhenUsed="0"/>
-    <w:lsdException w:name="Medium List 1 Accent 6" w:semiHidden="0" w:uiPriority="65" w:unhideWhenUsed="0"/>
-    <w:lsdException w:name="Medium List 2 Accent 6" w:semiHidden="0" w:uiPriority="66" w:unhideWhenUsed="0"/>
-    <w:lsdException w:name="Medium Grid 1 Accent 6" w:semiHidden="0" w:uiPriority="67" w:unhideWhenUsed="0"/>
-    <w:lsdException w:name="Medium Grid 2 Accent 6" w:semiHidden="0" w:uiPriority="68" w:unhideWhenUsed="0"/>
-    <w:lsdException w:name="Medium Grid 3 Accent 6" w:semiHidden="0" w:uiPriority="69" w:unhideWhenUsed="0"/>
-    <w:lsdException w:name="Dark List Accent 6" w:semiHidden="0" w:uiPriority="70" w:unhideWhenUsed="0"/>
-    <w:lsdException w:name="Colorful Shading Accent 6" w:semiHidden="0" w:uiPriority="71" w:unhideWhenUsed="0"/>
-    <w:lsdException w:name="Colorful List Accent 6" w:semiHidden="0" w:uiPriority="72" w:unhideWhenUsed="0"/>
-    <w:lsdException w:name="Colorful Grid Accent 6" w:semiHidden="0" w:uiPriority="73" w:unhideWhenUsed="0"/>
-    <w:lsdException w:name="Subtle Emphasis" w:semiHidden="0" w:uiPriority="19" w:unhideWhenUsed="0" w:qFormat="1"/>
-    <w:lsdException w:name="Intense Emphasis" w:semiHidden="0" w:uiPriority="21" w:unhideWhenUsed="0" w:qFormat="1"/>
-    <w:lsdException w:name="Subtle Reference" w:semiHidden="0" w:uiPriority="31" w:unhideWhenUsed="0" w:qFormat="1"/>
-    <w:lsdException w:name="Intense Reference" w:semiHidden="0" w:uiPriority="32" w:unhideWhenUsed="0" w:qFormat="1"/>
-    <w:lsdException w:name="Book Title" w:semiHidden="0" w:uiPriority="33" w:unhideWhenUsed="0" w:qFormat="1"/>
+    <w:lsdException w:name="List Paragraph" w:uiPriority="34" w:semiHidden="0" w:unhideWhenUsed="0" w:qFormat="1"/>
+    <w:lsdException w:name="Quote" w:uiPriority="29" w:semiHidden="0" w:unhideWhenUsed="0" w:qFormat="1"/>
+    <w:lsdException w:name="Intense Quote" w:uiPriority="30" w:semiHidden="0" w:unhideWhenUsed="0" w:qFormat="1"/>
+    <w:lsdException w:name="Medium List 2 Accent 1" w:uiPriority="66" w:semiHidden="0" w:unhideWhenUsed="0"/>
+    <w:lsdException w:name="Medium Grid 1 Accent 1" w:uiPriority="67" w:semiHidden="0" w:unhideWhenUsed="0"/>
+    <w:lsdException w:name="Medium Grid 2 Accent 1" w:uiPriority="68" w:semiHidden="0" w:unhideWhenUsed="0"/>
+    <w:lsdException w:name="Medium Grid 3 Accent 1" w:uiPriority="69" w:semiHidden="0" w:unhideWhenUsed="0"/>
+    <w:lsdException w:name="Dark List Accent 1" w:uiPriority="70" w:semiHidden="0" w:unhideWhenUsed="0"/>
+    <w:lsdException w:name="Colorful Shading Accent 1" w:uiPriority="71" w:semiHidden="0" w:unhideWhenUsed="0"/>
+    <w:lsdException w:name="Colorful List Accent 1" w:uiPriority="72" w:semiHidden="0" w:unhideWhenUsed="0"/>
+    <w:lsdException w:name="Colorful Grid Accent 1" w:uiPriority="73" w:semiHidden="0" w:unhideWhenUsed="0"/>
+    <w:lsdException w:name="Light Shading Accent 2" w:uiPriority="60" w:semiHidden="0" w:unhideWhenUsed="0"/>
+    <w:lsdException w:name="Light List Accent 2" w:uiPriority="61" w:semiHidden="0" w:unhideWhenUsed="0"/>
+    <w:lsdException w:name="Light Grid Accent 2" w:uiPriority="62" w:semiHidden="0" w:unhideWhenUsed="0"/>
+    <w:lsdException w:name="Medium Shading 1 Accent 2" w:uiPriority="63" w:semiHidden="0" w:unhideWhenUsed="0"/>
+    <w:lsdException w:name="Medium Shading 2 Accent 2" w:uiPriority="64" w:semiHidden="0" w:unhideWhenUsed="0"/>
+    <w:lsdException w:name="Medium List 1 Accent 2" w:uiPriority="65" w:semiHidden="0" w:unhideWhenUsed="0"/>
+    <w:lsdException w:name="Medium List 2 Accent 2" w:uiPriority="66" w:semiHidden="0" w:unhideWhenUsed="0"/>
+    <w:lsdException w:name="Medium Grid 1 Accent 2" w:uiPriority="67" w:semiHidden="0" w:unhideWhenUsed="0"/>
+    <w:lsdException w:name="Medium Grid 2 Accent 2" w:uiPriority="68" w:semiHidden="0" w:unhideWhenUsed="0"/>
+    <w:lsdException w:name="Medium Grid 3 Accent 2" w:uiPriority="69" w:semiHidden="0" w:unhideWhenUsed="0"/>
+    <w:lsdException w:name="Dark List Accent 2" w:uiPriority="70" w:semiHidden="0" w:unhideWhenUsed="0"/>
+    <w:lsdException w:name="Colorful Shading Accent 2" w:uiPriority="71" w:semiHidden="0" w:unhideWhenUsed="0"/>
+    <w:lsdException w:name="Colorful List Accent 2" w:uiPriority="72" w:semiHidden="0" w:unhideWhenUsed="0"/>
+    <w:lsdException w:name="Colorful Grid Accent 2" w:uiPriority="73" w:semiHidden="0" w:unhideWhenUsed="0"/>
+    <w:lsdException w:name="Light Shading Accent 3" w:uiPriority="60" w:semiHidden="0" w:unhideWhenUsed="0"/>
+    <w:lsdException w:name="Light List Accent 3" w:uiPriority="61" w:semiHidden="0" w:unhideWhenUsed="0"/>
+    <w:lsdException w:name="Light Grid Accent 3" w:uiPriority="62" w:semiHidden="0" w:unhideWhenUsed="0"/>
+    <w:lsdException w:name="Medium Shading 1 Accent 3" w:uiPriority="63" w:semiHidden="0" w:unhideWhenUsed="0"/>
+    <w:lsdException w:name="Medium Shading 2 Accent 3" w:uiPriority="64" w:semiHidden="0" w:unhideWhenUsed="0"/>
+    <w:lsdException w:name="Medium List 1 Accent 3" w:uiPriority="65" w:semiHidden="0" w:unhideWhenUsed="0"/>
+    <w:lsdException w:name="Medium List 2 Accent 3" w:uiPriority="66" w:semiHidden="0" w:unhideWhenUsed="0"/>
+    <w:lsdException w:name="Medium Grid 1 Accent 3" w:uiPriority="67" w:semiHidden="0" w:unhideWhenUsed="0"/>
+    <w:lsdException w:name="Medium Grid 2 Accent 3" w:uiPriority="68" w:semiHidden="0" w:unhideWhenUsed="0"/>
+    <w:lsdException w:name="Medium Grid 3 Accent 3" w:uiPriority="69" w:semiHidden="0" w:unhideWhenUsed="0"/>
+    <w:lsdException w:name="Dark List Accent 3" w:uiPriority="70" w:semiHidden="0" w:unhideWhenUsed="0"/>
+    <w:lsdException w:name="Colorful Shading Accent 3" w:uiPriority="71" w:semiHidden="0" w:unhideWhenUsed="0"/>
+    <w:lsdException w:name="Colorful List Accent 3" w:uiPriority="72" w:semiHidden="0" w:unhideWhenUsed="0"/>
+    <w:lsdException w:name="Colorful Grid Accent 3" w:uiPriority="73" w:semiHidden="0" w:unhideWhenUsed="0"/>
+    <w:lsdException w:name="Light Shading Accent 4" w:uiPriority="60" w:semiHidden="0" w:unhideWhenUsed="0"/>
+    <w:lsdException w:name="Light List Accent 4" w:uiPriority="61" w:semiHidden="0" w:unhideWhenUsed="0"/>
+    <w:lsdException w:name="Light Grid Accent 4" w:uiPriority="62" w:semiHidden="0" w:unhideWhenUsed="0"/>
+    <w:lsdException w:name="Medium Shading 1 Accent 4" w:uiPriority="63" w:semiHidden="0" w:unhideWhenUsed="0"/>
+    <w:lsdException w:name="Medium Shading 2 Accent 4" w:uiPriority="64" w:semiHidden="0" w:unhideWhenUsed="0"/>
+    <w:lsdException w:name="Medium List 1 Accent 4" w:uiPriority="65" w:semiHidden="0" w:unhideWhenUsed="0"/>
+    <w:lsdException w:name="Medium List 2 Accent 4" w:uiPriority="66" w:semiHidden="0" w:unhideWhenUsed="0"/>
+    <w:lsdException w:name="Medium Grid 1 Accent 4" w:uiPriority="67" w:semiHidden="0" w:unhideWhenUsed="0"/>
+    <w:lsdException w:name="Medium Grid 2 Accent 4" w:uiPriority="68" w:semiHidden="0" w:unhideWhenUsed="0"/>
+    <w:lsdException w:name="Medium Grid 3 Accent 4" w:uiPriority="69" w:semiHidden="0" w:unhideWhenUsed="0"/>
+    <w:lsdException w:name="Dark List Accent 4" w:uiPriority="70" w:semiHidden="0" w:unhideWhenUsed="0"/>
+    <w:lsdException w:name="Colorful Shading Accent 4" w:uiPriority="71" w:semiHidden="0" w:unhideWhenUsed="0"/>
+    <w:lsdException w:name="Colorful List Accent 4" w:uiPriority="72" w:semiHidden="0" w:unhideWhenUsed="0"/>
+    <w:lsdException w:name="Colorful Grid Accent 4" w:uiPriority="73" w:semiHidden="0" w:unhideWhenUsed="0"/>
+    <w:lsdException w:name="Light Shading Accent 5" w:uiPriority="60" w:semiHidden="0" w:unhideWhenUsed="0"/>
+    <w:lsdException w:name="Light List Accent 5" w:uiPriority="61" w:semiHidden="0" w:unhideWhenUsed="0"/>
+    <w:lsdException w:name="Light Grid Accent 5" w:uiPriority="62" w:semiHidden="0" w:unhideWhenUsed="0"/>
+    <w:lsdException w:name="Medium Shading 1 Accent 5" w:uiPriority="63" w:semiHidden="0" w:unhideWhenUsed="0"/>
+    <w:lsdException w:name="Medium Shading 2 Accent 5" w:uiPriority="64" w:semiHidden="0" w:unhideWhenUsed="0"/>
+    <w:lsdException w:name="Medium List 1 Accent 5" w:uiPriority="65" w:semiHidden="0" w:unhideWhenUsed="0"/>
+    <w:lsdException w:name="Medium List 2 Accent 5" w:uiPriority="66" w:semiHidden="0" w:unhideWhenUsed="0"/>
+    <w:lsdException w:name="Medium Grid 1 Accent 5" w:uiPriority="67" w:semiHidden="0" w:unhideWhenUsed="0"/>
+    <w:lsdException w:name="Medium Grid 2 Accent 5" w:uiPriority="68" w:semiHidden="0" w:unhideWhenUsed="0"/>
+    <w:lsdException w:name="Medium Grid 3 Accent 5" w:uiPriority="69" w:semiHidden="0" w:unhideWhenUsed="0"/>
+    <w:lsdException w:name="Dark List Accent 5" w:uiPriority="70" w:semiHidden="0" w:unhideWhenUsed="0"/>
+    <w:lsdException w:name="Colorful Shading Accent 5" w:uiPriority="71" w:semiHidden="0" w:unhideWhenUsed="0"/>
+    <w:lsdException w:name="Colorful List Accent 5" w:uiPriority="72" w:semiHidden="0" w:unhideWhenUsed="0"/>
+    <w:lsdException w:name="Colorful Grid Accent 5" w:uiPriority="73" w:semiHidden="0" w:unhideWhenUsed="0"/>
+    <w:lsdException w:name="Light Shading Accent 6" w:uiPriority="60" w:semiHidden="0" w:unhideWhenUsed="0"/>
+    <w:lsdException w:name="Light List Accent 6" w:uiPriority="61" w:semiHidden="0" w:unhideWhenUsed="0"/>
+    <w:lsdException w:name="Light Grid Accent 6" w:uiPriority="62" w:semiHidden="0" w:unhideWhenUsed="0"/>
+    <w:lsdException w:name="Medium Shading 1 Accent 6" w:uiPriority="63" w:semiHidden="0" w:unhideWhenUsed="0"/>
+    <w:lsdException w:name="Medium Shading 2 Accent 6" w:uiPriority="64" w:semiHidden="0" w:unhideWhenUsed="0"/>
+    <w:lsdException w:name="Medium List 1 Accent 6" w:uiPriority="65" w:semiHidden="0" w:unhideWhenUsed="0"/>
+    <w:lsdException w:name="Medium List 2 Accent 6" w:uiPriority="66" w:semiHidden="0" w:unhideWhenUsed="0"/>
+    <w:lsdException w:name="Medium Grid 1 Accent 6" w:uiPriority="67" w:semiHidden="0" w:unhideWhenUsed="0"/>
+    <w:lsdException w:name="Medium Grid 2 Accent 6" w:uiPriority="68" w:semiHidden="0" w:unhideWhenUsed="0"/>
+    <w:lsdException w:name="Medium Grid 3 Accent 6" w:uiPriority="69" w:semiHidden="0" w:unhideWhenUsed="0"/>
+    <w:lsdException w:name="Dark List Accent 6" w:uiPriority="70" w:semiHidden="0" w:unhideWhenUsed="0"/>
+    <w:lsdException w:name="Colorful Shading Accent 6" w:uiPriority="71" w:semiHidden="0" w:unhideWhenUsed="0"/>
+    <w:lsdException w:name="Colorful List Accent 6" w:uiPriority="72" w:semiHidden="0" w:unhideWhenUsed="0"/>
+    <w:lsdException w:name="Colorful Grid Accent 6" w:uiPriority="73" w:semiHidden="0" w:unhideWhenUsed="0"/>
+    <w:lsdException w:name="Subtle Emphasis" w:uiPriority="19" w:semiHidden="0" w:unhideWhenUsed="0" w:qFormat="1"/>
+    <w:lsdException w:name="Intense Emphasis" w:uiPriority="21" w:semiHidden="0" w:unhideWhenUsed="0" w:qFormat="1"/>
+    <w:lsdException w:name="Subtle Reference" w:uiPriority="31" w:semiHidden="0" w:unhideWhenUsed="0" w:qFormat="1"/>
+    <w:lsdException w:name="Intense Reference" w:uiPriority="32" w:semiHidden="0" w:unhideWhenUsed="0" w:qFormat="1"/>
+    <w:lsdException w:name="Book Title" w:uiPriority="33" w:semiHidden="0" w:unhideWhenUsed="0" w:qFormat="1"/>
     <w:lsdException w:name="Bibliography" w:uiPriority="37"/>
     <w:lsdException w:name="TOC Heading" w:uiPriority="39" w:qFormat="1"/>
   </w:latentStyles>
-  <w:style w:type="paragraph" w:default="1" w:styleId="Normal">
+  <w:style w:type="paragraph" w:styleId="Normal" w:default="1">
     <w:name w:val="Normal"/>
     <w:qFormat/>
   </w:style>
@@ -1528,7 +2130,7 @@
       <w:outlineLvl w:val="0"/>
     </w:pPr>
     <w:rPr>
-      <w:rFonts w:ascii="Times New Roman" w:eastAsia="Times New Roman" w:hAnsi="Times New Roman" w:cs="Times New Roman"/>
+      <w:rFonts w:ascii="Times New Roman" w:hAnsi="Times New Roman" w:eastAsia="Times New Roman" w:cs="Times New Roman"/>
       <w:b/>
       <w:bCs/>
       <w:kern w:val="36"/>
@@ -1554,7 +2156,7 @@
       <w:outlineLvl w:val="1"/>
     </w:pPr>
     <w:rPr>
-      <w:rFonts w:asciiTheme="majorHAnsi" w:eastAsiaTheme="majorEastAsia" w:hAnsiTheme="majorHAnsi" w:cstheme="majorBidi"/>
+      <w:rFonts w:asciiTheme="majorHAnsi" w:hAnsiTheme="majorHAnsi" w:eastAsiaTheme="majorEastAsia" w:cstheme="majorBidi"/>
       <w:b/>
       <w:bCs/>
       <w:color w:val="4F81BD" w:themeColor="accent1"/>
@@ -1562,13 +2164,13 @@
       <w:szCs w:val="26"/>
     </w:rPr>
   </w:style>
-  <w:style w:type="character" w:default="1" w:styleId="DefaultParagraphFont">
+  <w:style w:type="character" w:styleId="DefaultParagraphFont" w:default="1">
     <w:name w:val="Default Paragraph Font"/>
     <w:uiPriority w:val="1"/>
     <w:semiHidden/>
     <w:unhideWhenUsed/>
   </w:style>
-  <w:style w:type="table" w:default="1" w:styleId="TableNormal">
+  <w:style w:type="table" w:styleId="TableNormal" w:default="1">
     <w:name w:val="Normal Table"/>
     <w:uiPriority w:val="99"/>
     <w:semiHidden/>
@@ -1583,7 +2185,7 @@
       </w:tblCellMar>
     </w:tblPr>
   </w:style>
-  <w:style w:type="numbering" w:default="1" w:styleId="NoList">
+  <w:style w:type="numbering" w:styleId="NoList" w:default="1">
     <w:name w:val="No List"/>
     <w:uiPriority w:val="99"/>
     <w:semiHidden/>
@@ -1600,14 +2202,14 @@
       <w:contextualSpacing/>
     </w:pPr>
   </w:style>
-  <w:style w:type="character" w:customStyle="1" w:styleId="Heading1Char">
+  <w:style w:type="character" w:styleId="Heading1Char" w:customStyle="1">
     <w:name w:val="Heading 1 Char"/>
     <w:basedOn w:val="DefaultParagraphFont"/>
     <w:link w:val="Heading1"/>
     <w:uiPriority w:val="9"/>
     <w:rsid w:val="00CB3D42"/>
     <w:rPr>
-      <w:rFonts w:ascii="Times New Roman" w:eastAsia="Times New Roman" w:hAnsi="Times New Roman" w:cs="Times New Roman"/>
+      <w:rFonts w:ascii="Times New Roman" w:hAnsi="Times New Roman" w:eastAsia="Times New Roman" w:cs="Times New Roman"/>
       <w:b/>
       <w:bCs/>
       <w:kern w:val="36"/>
@@ -1616,7 +2218,7 @@
       <w:lang w:eastAsia="hr-HR"/>
     </w:rPr>
   </w:style>
-  <w:style w:type="character" w:customStyle="1" w:styleId="Heading2Char">
+  <w:style w:type="character" w:styleId="Heading2Char" w:customStyle="1">
     <w:name w:val="Heading 2 Char"/>
     <w:basedOn w:val="DefaultParagraphFont"/>
     <w:link w:val="Heading2"/>
@@ -1624,7 +2226,7 @@
     <w:semiHidden/>
     <w:rsid w:val="00CB3D42"/>
     <w:rPr>
-      <w:rFonts w:asciiTheme="majorHAnsi" w:eastAsiaTheme="majorEastAsia" w:hAnsiTheme="majorHAnsi" w:cstheme="majorBidi"/>
+      <w:rFonts w:asciiTheme="majorHAnsi" w:hAnsiTheme="majorHAnsi" w:eastAsiaTheme="majorEastAsia" w:cstheme="majorBidi"/>
       <w:b/>
       <w:bCs/>
       <w:color w:val="4F81BD" w:themeColor="accent1"/>
@@ -1643,7 +2245,7 @@
       <w:spacing w:before="100" w:beforeAutospacing="1" w:after="100" w:afterAutospacing="1" w:line="240" w:lineRule="auto"/>
     </w:pPr>
     <w:rPr>
-      <w:rFonts w:ascii="Times New Roman" w:eastAsia="Times New Roman" w:hAnsi="Times New Roman" w:cs="Times New Roman"/>
+      <w:rFonts w:ascii="Times New Roman" w:hAnsi="Times New Roman" w:eastAsia="Times New Roman" w:cs="Times New Roman"/>
       <w:sz w:val="24"/>
       <w:szCs w:val="24"/>
       <w:lang w:eastAsia="hr-HR"/>
